--- a/docs/部員向けマニュアル.docx
+++ b/docs/部員向けマニュアル.docx
@@ -70,7 +70,7 @@
           <w:color w:val="78909C"/>
           <w:sz w:val="24"/>
         </w:rPr>
-        <w:t>2026年5月</w:t>
+        <w:t>2026年9月</w:t>
       </w:r>
     </w:p>
     <w:p>
@@ -131,7 +131,7 @@
         <w:rPr>
           <w:sz w:val="21"/>
         </w:rPr>
-        <w:t>4. 出欠連絡のしかた（最も重要！）</w:t>
+        <w:t>4. 出欠連絡のルール（最も重要！）</w:t>
       </w:r>
     </w:p>
     <w:p>
@@ -143,7 +143,7 @@
         <w:rPr>
           <w:sz w:val="21"/>
         </w:rPr>
-        <w:t>5. 出欠ステータスとポイントの仕組み</w:t>
+        <w:t>5. 出欠連絡のしかた</w:t>
       </w:r>
     </w:p>
     <w:p>
@@ -155,7 +155,7 @@
         <w:rPr>
           <w:sz w:val="21"/>
         </w:rPr>
-        <w:t>6. ランキングの見かた</w:t>
+        <w:t>6. 連絡した内容を変更する・当日に休むとき</w:t>
       </w:r>
     </w:p>
     <w:p>
@@ -167,7 +167,7 @@
         <w:rPr>
           <w:sz w:val="21"/>
         </w:rPr>
-        <w:t>7. 匿名でご意見を送る（意見箱）</w:t>
+        <w:t>7. 出欠ステータスと出席率</w:t>
       </w:r>
     </w:p>
     <w:p>
@@ -179,7 +179,43 @@
         <w:rPr>
           <w:sz w:val="21"/>
         </w:rPr>
-        <w:t>8. よくある質問（FAQ）</w:t>
+        <w:t>8. カレンダーの見かた・自主練</w:t>
+      </w:r>
+    </w:p>
+    <w:p>
+      <w:pPr>
+        <w:pStyle w:val="ListBullet"/>
+        <w:ind w:left="283"/>
+      </w:pPr>
+      <w:r>
+        <w:rPr>
+          <w:sz w:val="21"/>
+        </w:rPr>
+        <w:t>9. 匿名で意見を送る（意見箱）</w:t>
+      </w:r>
+    </w:p>
+    <w:p>
+      <w:pPr>
+        <w:pStyle w:val="ListBullet"/>
+        <w:ind w:left="283"/>
+      </w:pPr>
+      <w:r>
+        <w:rPr>
+          <w:sz w:val="21"/>
+        </w:rPr>
+        <w:t>10. その他の機能</w:t>
+      </w:r>
+    </w:p>
+    <w:p>
+      <w:pPr>
+        <w:pStyle w:val="ListBullet"/>
+        <w:ind w:left="283"/>
+      </w:pPr>
+      <w:r>
+        <w:rPr>
+          <w:sz w:val="21"/>
+        </w:rPr>
+        <w:t>11. よくある質問（FAQ）</w:t>
       </w:r>
     </w:p>
     <w:p>
@@ -206,7 +242,7 @@
         <w:rPr>
           <w:sz w:val="21"/>
         </w:rPr>
-        <w:t>BadAttend（バドアテンド）は、千葉工業大学バドミントン部の出欠連絡・成績確認をスマホやパソコンから行えるシステムです。</w:t>
+        <w:t>BadAttend（バドアテンド）は、千葉工業大学バドミントン部の出欠連絡と出席状況の確認をスマホやパソコンから行えるシステムです。</w:t>
       </w:r>
     </w:p>
     <w:tbl>
@@ -288,7 +324,7 @@
               <w:rPr>
                 <w:sz w:val="21"/>
               </w:rPr>
-              <w:t>練習への出欠・遅刻・欠席を事前に連絡できます</w:t>
+              <w:t>カレンダーから練習日を選んで、出席・遅刻・欠席を連絡します</w:t>
             </w:r>
           </w:p>
         </w:tc>
@@ -322,7 +358,7 @@
               <w:rPr>
                 <w:sz w:val="21"/>
               </w:rPr>
-              <w:t>今日の練習状況・自分の出席率・直近の出欠をまとめて確認できます</w:t>
+              <w:t>今日の練習の参加予定者、自分の出席状況、出席率ランキングを確認できます</w:t>
             </w:r>
           </w:p>
         </w:tc>
@@ -356,7 +392,7 @@
               <w:rPr>
                 <w:sz w:val="21"/>
               </w:rPr>
-              <w:t>過去・今後の練習予定と出欠状況を月単位で確認できます</w:t>
+              <w:t>練習・合宿・部会・自主練・大会などの予定と、実績確定済みかどうかを月単位で確認できます</w:t>
             </w:r>
           </w:p>
         </w:tc>
@@ -374,7 +410,7 @@
               <w:rPr>
                 <w:sz w:val="21"/>
               </w:rPr>
-              <w:t>ランキング</w:t>
+              <w:t>メンバー</w:t>
             </w:r>
           </w:p>
         </w:tc>
@@ -390,7 +426,7 @@
               <w:rPr>
                 <w:sz w:val="21"/>
               </w:rPr>
-              <w:t>出席率ランキングでチームの活動状況を確認できます</w:t>
+              <w:t>部員の一覧を閲覧できます（読み取り専用）</w:t>
             </w:r>
           </w:p>
         </w:tc>
@@ -408,7 +444,7 @@
               <w:rPr>
                 <w:sz w:val="21"/>
               </w:rPr>
-              <w:t>意見箱</w:t>
+              <w:t>出欠ガイド</w:t>
             </w:r>
           </w:p>
         </w:tc>
@@ -424,7 +460,41 @@
               <w:rPr>
                 <w:sz w:val="21"/>
               </w:rPr>
-              <w:t>部への意見・要望を匿名で送ることができます</w:t>
+              <w:t>出欠連絡のルールをいつでも確認できます</w:t>
+            </w:r>
+          </w:p>
+        </w:tc>
+      </w:tr>
+      <w:tr>
+        <w:tc>
+          <w:tcPr>
+            <w:tcW w:type="dxa" w:w="4536"/>
+          </w:tcPr>
+          <w:p>
+            <w:pPr>
+              <w:ind w:left="113"/>
+            </w:pPr>
+            <w:r>
+              <w:rPr>
+                <w:sz w:val="21"/>
+              </w:rPr>
+              <w:t>ご意見箱</w:t>
+            </w:r>
+          </w:p>
+        </w:tc>
+        <w:tc>
+          <w:tcPr>
+            <w:tcW w:type="dxa" w:w="4536"/>
+          </w:tcPr>
+          <w:p>
+            <w:pPr>
+              <w:ind w:left="113"/>
+            </w:pPr>
+            <w:r>
+              <w:rPr>
+                <w:sz w:val="21"/>
+              </w:rPr>
+              <w:t>部への意見・要望を匿名で送れます</w:t>
             </w:r>
           </w:p>
         </w:tc>
@@ -458,7 +528,7 @@
         <w:rPr>
           <w:sz w:val="21"/>
         </w:rPr>
-        <w:t>このアプリへのログインは LINE アカウントを使用します。LINEアプリがインストールされたスマートフォンをご用意ください。</w:t>
+        <w:t>ログインには LINE アカウントを使います。LINEアプリが入ったスマートフォンを用意してください。</w:t>
       </w:r>
     </w:p>
     <w:p/>
@@ -467,7 +537,7 @@
         <w:pStyle w:val="Heading2"/>
       </w:pPr>
       <w:r>
-        <w:t>2-1. はじめてアカウントを作る</w:t>
+        <w:t>2-1. はじめてのログイン</w:t>
       </w:r>
     </w:p>
     <w:tbl>
@@ -554,7 +624,7 @@
               <w:rPr>
                 <w:sz w:val="21"/>
               </w:rPr>
-              <w:t>管理者から教えてもらったURLをブラウザで開きます。</w:t>
+              <w:t>部から案内されたURLをブラウザで開きます。</w:t>
             </w:r>
           </w:p>
         </w:tc>
@@ -576,7 +646,7 @@
               </w:rPr>
               <w:t>Step 2</w:t>
               <w:br/>
-              <w:t>LINEでログインをタップ</w:t>
+              <w:t>LINEでログイン</w:t>
             </w:r>
           </w:p>
         </w:tc>
@@ -592,7 +662,7 @@
               <w:rPr>
                 <w:sz w:val="21"/>
               </w:rPr>
-              <w:t>ログイン画面の「LINEでログイン」ボタンをタップします。</w:t>
+              <w:t>「LINEでログイン」ボタンをタップします。ログインすると利用規約とプライバシーポリシーに同意したものとみなされます。</w:t>
             </w:r>
           </w:p>
         </w:tc>
@@ -614,7 +684,7 @@
               </w:rPr>
               <w:t>Step 3</w:t>
               <w:br/>
-              <w:t>LINE認証</w:t>
+              <w:t>LINEで許可</w:t>
             </w:r>
           </w:p>
         </w:tc>
@@ -630,7 +700,7 @@
               <w:rPr>
                 <w:sz w:val="21"/>
               </w:rPr>
-              <w:t>LINEアプリが開き、ログイン許可を求められます。「許可する」をタップします。</w:t>
+              <w:t>LINEの画面でログインを許可します。</w:t>
             </w:r>
           </w:p>
         </w:tc>
@@ -652,7 +722,7 @@
               </w:rPr>
               <w:t>Step 4</w:t>
               <w:br/>
-              <w:t>情報入力</w:t>
+              <w:t>承認待ち</w:t>
             </w:r>
           </w:p>
         </w:tc>
@@ -668,7 +738,7 @@
               <w:rPr>
                 <w:sz w:val="21"/>
               </w:rPr>
-              <w:t>初回のみ、氏名・学年を入力してプロフィールを作成します。</w:t>
+              <w:t>「承認待ち」画面が表示されます。管理者が承認するまで待ちます。名前はLINEの表示名で自動登録され、学年などは管理者が設定します。</w:t>
             </w:r>
           </w:p>
         </w:tc>
@@ -690,7 +760,7 @@
               </w:rPr>
               <w:t>Step 5</w:t>
               <w:br/>
-              <w:t>承認待ち</w:t>
+              <w:t>承認後</w:t>
             </w:r>
           </w:p>
         </w:tc>
@@ -706,45 +776,7 @@
               <w:rPr>
                 <w:sz w:val="21"/>
               </w:rPr>
-              <w:t>「承認待ち」画面が表示されます。管理者が承認するまでしばらくお待ちください。</w:t>
-            </w:r>
-          </w:p>
-        </w:tc>
-      </w:tr>
-      <w:tr>
-        <w:tc>
-          <w:tcPr>
-            <w:tcW w:type="dxa" w:w="1417"/>
-            <w:shd w:val="clear" w:color="auto" w:fill="E3F2FD"/>
-          </w:tcPr>
-          <w:p>
-            <w:pPr>
-              <w:jc w:val="center"/>
-            </w:pPr>
-            <w:r>
-              <w:rPr>
-                <w:b/>
-                <w:sz w:val="20"/>
-              </w:rPr>
-              <w:t>Step 6</w:t>
-              <w:br/>
-              <w:t>利用開始</w:t>
-            </w:r>
-          </w:p>
-        </w:tc>
-        <w:tc>
-          <w:tcPr>
-            <w:tcW w:type="dxa" w:w="7370"/>
-          </w:tcPr>
-          <w:p>
-            <w:pPr>
-              <w:ind w:left="113"/>
-            </w:pPr>
-            <w:r>
-              <w:rPr>
-                <w:sz w:val="21"/>
-              </w:rPr>
-              <w:t>承認後、自動的にホーム画面に移動してアプリが使えるようになります。</w:t>
+              <w:t>承認されたら「ログイン画面へ」をタップするか、URLを開き直すとホーム画面に進みます（自動では切り替わりません）。</w:t>
             </w:r>
           </w:p>
         </w:tc>
@@ -753,179 +785,42 @@
     <w:p/>
     <w:p>
       <w:pPr>
+        <w:spacing w:before="120" w:after="120"/>
+        <w:ind w:left="283" w:right="283"/>
+        <w:jc w:val="left"/>
+        <w:pBdr>
+          <w:top w:val="single" w:sz="12" w:space="4" w:color="5A55A3"/>
+          <w:left w:val="single" w:sz="12" w:space="4" w:color="5A55A3"/>
+          <w:bottom w:val="single" w:sz="12" w:space="4" w:color="5A55A3"/>
+          <w:right w:val="single" w:sz="12" w:space="4" w:color="5A55A3"/>
+        </w:pBdr>
+      </w:pPr>
+      <w:r>
+        <w:rPr>
+          <w:sz w:val="21"/>
+        </w:rPr>
+        <w:t>📹 動画：はじめてのログイン（member-login.mp4）でも操作の流れを確認できます。</w:t>
+      </w:r>
+    </w:p>
+    <w:p>
+      <w:pPr>
         <w:pStyle w:val="Heading2"/>
       </w:pPr>
       <w:r>
-        <w:t>2-2. 2回目以降のログイン</w:t>
+        <w:t>2-2. 2回目以降</w:t>
       </w:r>
     </w:p>
-    <w:tbl>
-      <w:tblPr>
-        <w:tblStyle w:val="TableGrid"/>
-        <w:tblW w:type="auto" w:w="0"/>
-        <w:jc w:val="left"/>
-        <w:tblLook w:firstColumn="1" w:firstRow="1" w:lastColumn="0" w:lastRow="0" w:noHBand="0" w:noVBand="1" w:val="04A0"/>
-      </w:tblPr>
-      <w:tblGrid>
-        <w:gridCol w:w="1417"/>
-        <w:gridCol w:w="7370"/>
-      </w:tblGrid>
-      <w:tr>
-        <w:tc>
-          <w:tcPr>
-            <w:tcW w:type="dxa" w:w="4536"/>
-            <w:shd w:val="clear" w:color="auto" w:fill="1565C0"/>
-          </w:tcPr>
-          <w:p>
-            <w:pPr>
-              <w:jc w:val="center"/>
-            </w:pPr>
-            <w:r>
-              <w:rPr>
-                <w:b/>
-                <w:color w:val="FFFFFF"/>
-                <w:sz w:val="21"/>
-              </w:rPr>
-              <w:t>手順</w:t>
-            </w:r>
-          </w:p>
-        </w:tc>
-        <w:tc>
-          <w:tcPr>
-            <w:tcW w:type="dxa" w:w="4536"/>
-            <w:shd w:val="clear" w:color="auto" w:fill="1565C0"/>
-          </w:tcPr>
-          <w:p>
-            <w:pPr>
-              <w:jc w:val="center"/>
-            </w:pPr>
-            <w:r>
-              <w:rPr>
-                <w:b/>
-                <w:color w:val="FFFFFF"/>
-                <w:sz w:val="21"/>
-              </w:rPr>
-              <w:t>操作内容</w:t>
-            </w:r>
-          </w:p>
-        </w:tc>
-      </w:tr>
-      <w:tr>
-        <w:tc>
-          <w:tcPr>
-            <w:tcW w:type="dxa" w:w="1417"/>
-            <w:shd w:val="clear" w:color="auto" w:fill="E3F2FD"/>
-          </w:tcPr>
-          <w:p>
-            <w:pPr>
-              <w:jc w:val="center"/>
-            </w:pPr>
-            <w:r>
-              <w:rPr>
-                <w:b/>
-                <w:sz w:val="20"/>
-              </w:rPr>
-              <w:t>Step 1</w:t>
-              <w:br/>
-              <w:t>サイトを開く</w:t>
-            </w:r>
-          </w:p>
-        </w:tc>
-        <w:tc>
-          <w:tcPr>
-            <w:tcW w:type="dxa" w:w="7370"/>
-          </w:tcPr>
-          <w:p>
-            <w:pPr>
-              <w:ind w:left="113"/>
-            </w:pPr>
-            <w:r>
-              <w:rPr>
-                <w:sz w:val="21"/>
-              </w:rPr>
-              <w:t>アプリのURLをブラウザで開きます（ブックマーク登録を推奨）。</w:t>
-            </w:r>
-          </w:p>
-        </w:tc>
-      </w:tr>
-      <w:tr>
-        <w:tc>
-          <w:tcPr>
-            <w:tcW w:type="dxa" w:w="1417"/>
-            <w:shd w:val="clear" w:color="auto" w:fill="E3F2FD"/>
-          </w:tcPr>
-          <w:p>
-            <w:pPr>
-              <w:jc w:val="center"/>
-            </w:pPr>
-            <w:r>
-              <w:rPr>
-                <w:b/>
-                <w:sz w:val="20"/>
-              </w:rPr>
-              <w:t>Step 2</w:t>
-              <w:br/>
-              <w:t>LINEでログインをタップ</w:t>
-            </w:r>
-          </w:p>
-        </w:tc>
-        <w:tc>
-          <w:tcPr>
-            <w:tcW w:type="dxa" w:w="7370"/>
-          </w:tcPr>
-          <w:p>
-            <w:pPr>
-              <w:ind w:left="113"/>
-            </w:pPr>
-            <w:r>
-              <w:rPr>
-                <w:sz w:val="21"/>
-              </w:rPr>
-              <w:t>「LINEでログイン」ボタンをタップします。</w:t>
-            </w:r>
-          </w:p>
-        </w:tc>
-      </w:tr>
-      <w:tr>
-        <w:tc>
-          <w:tcPr>
-            <w:tcW w:type="dxa" w:w="1417"/>
-            <w:shd w:val="clear" w:color="auto" w:fill="E3F2FD"/>
-          </w:tcPr>
-          <w:p>
-            <w:pPr>
-              <w:jc w:val="center"/>
-            </w:pPr>
-            <w:r>
-              <w:rPr>
-                <w:b/>
-                <w:sz w:val="20"/>
-              </w:rPr>
-              <w:t>Step 3</w:t>
-              <w:br/>
-              <w:t>自動ログイン</w:t>
-            </w:r>
-          </w:p>
-        </w:tc>
-        <w:tc>
-          <w:tcPr>
-            <w:tcW w:type="dxa" w:w="7370"/>
-          </w:tcPr>
-          <w:p>
-            <w:pPr>
-              <w:ind w:left="113"/>
-            </w:pPr>
-            <w:r>
-              <w:rPr>
-                <w:sz w:val="21"/>
-              </w:rPr>
-              <w:t>LINEで認証済みの場合は自動的にログインされてホーム画面が開きます。</w:t>
-            </w:r>
-          </w:p>
-        </w:tc>
-      </w:tr>
-    </w:tbl>
-    <w:p/>
+    <w:p>
+      <w:pPr>
+        <w:spacing w:after="80"/>
+      </w:pPr>
+      <w:r>
+        <w:rPr>
+          <w:sz w:val="21"/>
+        </w:rPr>
+        <w:t>ログイン状態が残っていれば、URLを開くだけでホーム画面が表示されます。ブックマークやホーム画面への追加（アプリのように使えます）がおすすめです。</w:t>
+      </w:r>
+    </w:p>
     <w:p>
       <w:r>
         <w:br w:type="page"/>
@@ -940,17 +835,6 @@
           <w:color w:val="1565C0"/>
         </w:rPr>
         <w:t>3. ホーム画面の見かた</w:t>
-      </w:r>
-    </w:p>
-    <w:p>
-      <w:pPr>
-        <w:spacing w:after="80"/>
-      </w:pPr>
-      <w:r>
-        <w:rPr>
-          <w:sz w:val="21"/>
-        </w:rPr>
-        <w:t>ログイン後に最初に表示されるのがホーム画面です。以下の情報が確認できます。</w:t>
       </w:r>
     </w:p>
     <w:tbl>
@@ -1032,7 +916,7 @@
               <w:rPr>
                 <w:sz w:val="21"/>
               </w:rPr>
-              <w:t>今日の練習の参加予定者・欠席者の一覧が表示されます</w:t>
+              <w:t>練習がある日だけ表示。「参加予定」（開始から参加・○時から参加・遅刻）と「欠席連絡あり」の人が分かります。自分がまだ連絡していなければ「出欠連絡」ボタンが出ます</w:t>
             </w:r>
           </w:p>
         </w:tc>
@@ -1050,7 +934,7 @@
               <w:rPr>
                 <w:sz w:val="21"/>
               </w:rPr>
-              <w:t>自分の出席率</w:t>
+              <w:t>自分の出席状況</w:t>
             </w:r>
           </w:p>
         </w:tc>
@@ -1066,7 +950,7 @@
               <w:rPr>
                 <w:sz w:val="21"/>
               </w:rPr>
-              <w:t>確定済みの練習に対する自分の出席率（%）が表示されます</w:t>
+              <w:t>出席率（%）と、出席・遅刻・欠席の回数。無連絡欠席があると「無断 N回」と表示されます</w:t>
             </w:r>
           </w:p>
         </w:tc>
@@ -1084,7 +968,7 @@
               <w:rPr>
                 <w:sz w:val="21"/>
               </w:rPr>
-              <w:t>直近の出欠</w:t>
+              <w:t>直近の活動実績</w:t>
             </w:r>
           </w:p>
         </w:tc>
@@ -1100,7 +984,7 @@
               <w:rPr>
                 <w:sz w:val="21"/>
               </w:rPr>
-              <w:t>直近10回分の出欠を色付きドットで確認できます（緑＝出席、黄＝遅刻、赤＝欠席）</w:t>
+              <w:t>実績が確定した直近の練習の結果が色付きの丸で並びます</w:t>
             </w:r>
           </w:p>
         </w:tc>
@@ -1118,7 +1002,7 @@
               <w:rPr>
                 <w:sz w:val="21"/>
               </w:rPr>
-              <w:t>ランキング</w:t>
+              <w:t>出席率ランキング</w:t>
             </w:r>
           </w:p>
         </w:tc>
@@ -1134,7 +1018,7 @@
               <w:rPr>
                 <w:sz w:val="21"/>
               </w:rPr>
-              <w:t>出席率上位3名の表彰台と全員のランキングが表示されます</w:t>
+              <w:t>「全体」と学年ごとのタブ。全体タブは対象の練習が6回未満の人は表示されません。上位3名は表彰台に表示されます</w:t>
             </w:r>
           </w:p>
         </w:tc>
@@ -1157,7 +1041,7 @@
         <w:rPr>
           <w:sz w:val="21"/>
         </w:rPr>
-        <w:t>📱 スマホではナビゲーションが画面下部に表示されます。パソコンでは画面上部に表示されます。</w:t>
+        <w:t>📱 スマホでは画面下のタブ（ホーム／カレンダー／メンバー／その他）、パソコンでは画面上のメニューで移動します。</w:t>
       </w:r>
     </w:p>
     <w:p>
@@ -1173,7 +1057,7 @@
         <w:rPr>
           <w:color w:val="D32F2F"/>
         </w:rPr>
-        <w:t>4. 出欠連絡のしかた（最も重要！）</w:t>
+        <w:t>4. 出欠連絡のルール（最も重要！）</w:t>
       </w:r>
     </w:p>
     <w:p>
@@ -1192,18 +1076,10 @@
         <w:rPr>
           <w:sz w:val="21"/>
         </w:rPr>
-        <w:t>⚠️ 練習への出欠は必ず事前に連絡しましょう！無連絡欠席はポイントが大きく減点されます。</w:t>
+        <w:t>⚠️ 締切（火曜 23:59）までに出欠を提出しなかった人は、その練習に参加できず「無連絡欠席」として記録されます。2026年9月30日の練習から、練習当日の新規登録はできません。</w:t>
       </w:r>
     </w:p>
     <w:p/>
-    <w:p>
-      <w:pPr>
-        <w:pStyle w:val="Heading2"/>
-      </w:pPr>
-      <w:r>
-        <w:t>4-1. 連絡できる時間帯</w:t>
-      </w:r>
-    </w:p>
     <w:tbl>
       <w:tblPr>
         <w:tblStyle w:val="TableGrid"/>
@@ -1230,7 +1106,7 @@
                 <w:color w:val="FFFFFF"/>
                 <w:sz w:val="21"/>
               </w:rPr>
-              <w:t>曜日</w:t>
+              <w:t>期間</w:t>
             </w:r>
           </w:p>
         </w:tc>
@@ -1249,7 +1125,7 @@
                 <w:color w:val="FFFFFF"/>
                 <w:sz w:val="21"/>
               </w:rPr>
-              <w:t>連絡できる内容</w:t>
+              <w:t>連絡できること</w:t>
             </w:r>
           </w:p>
         </w:tc>
@@ -1267,7 +1143,7 @@
               <w:rPr>
                 <w:sz w:val="21"/>
               </w:rPr>
-              <w:t>月曜日・火曜日（火曜23:59まで）</w:t>
+              <w:t>土曜 0:00 〜 火曜 23:59</w:t>
             </w:r>
           </w:p>
         </w:tc>
@@ -1283,7 +1159,7 @@
               <w:rPr>
                 <w:sz w:val="21"/>
               </w:rPr>
-              <w:t>今週の水・木・金曜日の練習を事前登録できます</w:t>
+              <w:t>その週の水・木・金曜の練習を登録できます（締切は火曜 23:59）</w:t>
             </w:r>
           </w:p>
         </w:tc>
@@ -1301,7 +1177,7 @@
               <w:rPr>
                 <w:sz w:val="21"/>
               </w:rPr>
-              <w:t>水曜日・木曜日・金曜日</w:t>
+              <w:t>締切後 〜 練習当日 23:59</w:t>
             </w:r>
           </w:p>
         </w:tc>
@@ -1317,7 +1193,7 @@
               <w:rPr>
                 <w:sz w:val="21"/>
               </w:rPr>
-              <w:t>当日の練習のみ登録できます</w:t>
+              <w:t>登録済みの人だけ、出席→遅刻・欠席、遅刻→欠席への変更ができます（欠席から出席・遅刻には戻せません）</w:t>
             </w:r>
           </w:p>
         </w:tc>
@@ -1335,7 +1211,7 @@
               <w:rPr>
                 <w:sz w:val="21"/>
               </w:rPr>
-              <w:t>土曜日・日曜日</w:t>
+              <w:t>合宿・部会</w:t>
             </w:r>
           </w:p>
         </w:tc>
@@ -1351,7 +1227,41 @@
               <w:rPr>
                 <w:sz w:val="21"/>
               </w:rPr>
-              <w:t>出欠連絡はできません（翌週の月曜から登録可能）</w:t>
+              <w:t>スケジュールが公開された後いつでも登録できます</w:t>
+            </w:r>
+          </w:p>
+        </w:tc>
+      </w:tr>
+      <w:tr>
+        <w:tc>
+          <w:tcPr>
+            <w:tcW w:type="dxa" w:w="4536"/>
+          </w:tcPr>
+          <w:p>
+            <w:pPr>
+              <w:ind w:left="113"/>
+            </w:pPr>
+            <w:r>
+              <w:rPr>
+                <w:sz w:val="21"/>
+              </w:rPr>
+              <w:t>自主練</w:t>
+            </w:r>
+          </w:p>
+        </w:tc>
+        <w:tc>
+          <w:tcPr>
+            <w:tcW w:type="dxa" w:w="4536"/>
+          </w:tcPr>
+          <w:p>
+            <w:pPr>
+              <w:ind w:left="113"/>
+            </w:pPr>
+            <w:r>
+              <w:rPr>
+                <w:sz w:val="21"/>
+              </w:rPr>
+              <w:t>開始1時間前まで「参加表明」できます</w:t>
             </w:r>
           </w:p>
         </w:tc>
@@ -1360,30 +1270,29 @@
     <w:p/>
     <w:p>
       <w:pPr>
-        <w:spacing w:before="120" w:after="120"/>
-        <w:ind w:left="283" w:right="283"/>
-        <w:jc w:val="left"/>
-        <w:pBdr>
-          <w:top w:val="single" w:sz="12" w:space="4" w:color="F57C00"/>
-          <w:left w:val="single" w:sz="12" w:space="4" w:color="F57C00"/>
-          <w:bottom w:val="single" w:sz="12" w:space="4" w:color="F57C00"/>
-          <w:right w:val="single" w:sz="12" w:space="4" w:color="F57C00"/>
-        </w:pBdr>
+        <w:spacing w:after="80"/>
       </w:pPr>
       <w:r>
         <w:rPr>
           <w:sz w:val="21"/>
         </w:rPr>
-        <w:t>🔔 練習開始の1時間以内に欠席連絡をすると「緊急欠席」扱いとなり、ポイントが通常より多く減点されます。なるべく早めに連絡しましょう！</w:t>
+        <w:t>くわしいルールと次の締切は、アプリの「出欠ガイド」（スマホは「その他」→「出欠ガイド」）でいつでも確認できます。</w:t>
       </w:r>
     </w:p>
-    <w:p/>
+    <w:p>
+      <w:r>
+        <w:br w:type="page"/>
+      </w:r>
+    </w:p>
     <w:p>
       <w:pPr>
-        <w:pStyle w:val="Heading2"/>
+        <w:pStyle w:val="Heading1"/>
       </w:pPr>
       <w:r>
-        <w:t>4-2. 出欠を登録する手順</w:t>
+        <w:rPr>
+          <w:color w:val="1565C0"/>
+        </w:rPr>
+        <w:t>5. 出欠連絡のしかた</w:t>
       </w:r>
     </w:p>
     <w:tbl>
@@ -1454,7 +1363,7 @@
               </w:rPr>
               <w:t>Step 1</w:t>
               <w:br/>
-              <w:t>出欠連絡を開く</w:t>
+              <w:t>カレンダーを開く</w:t>
             </w:r>
           </w:p>
         </w:tc>
@@ -1470,7 +1379,7 @@
               <w:rPr>
                 <w:sz w:val="21"/>
               </w:rPr>
-              <w:t>ナビゲーションの「出欠連絡」をタップします。</w:t>
+              <w:t>画面下の「カレンダー」をタップします（パソコンは上のメニュー）。</w:t>
             </w:r>
           </w:p>
         </w:tc>
@@ -1492,7 +1401,7 @@
               </w:rPr>
               <w:t>Step 2</w:t>
               <w:br/>
-              <w:t>日付を確認</w:t>
+              <w:t>練習日をタップ</w:t>
             </w:r>
           </w:p>
         </w:tc>
@@ -1508,7 +1417,7 @@
               <w:rPr>
                 <w:sz w:val="21"/>
               </w:rPr>
-              <w:t>登録したい練習日が表示されています。日付ごとにカードが並んでいます。</w:t>
+              <w:t>連絡したい練習日（色付きの丸がある日）をタップすると、下に練習の詳細が開きます。</w:t>
             </w:r>
           </w:p>
         </w:tc>
@@ -1530,7 +1439,7 @@
               </w:rPr>
               <w:t>Step 3</w:t>
               <w:br/>
-              <w:t>ステータスを選ぶ</w:t>
+              <w:t>出欠を連絡する</w:t>
             </w:r>
           </w:p>
         </w:tc>
@@ -1546,7 +1455,7 @@
               <w:rPr>
                 <w:sz w:val="21"/>
               </w:rPr>
-              <w:t>「出席」「遅刻」「欠席」から選択します。</w:t>
+              <w:t>「あなたの出欠連絡」の欄にある「出欠を連絡する」をタップします。</w:t>
             </w:r>
           </w:p>
         </w:tc>
@@ -1568,7 +1477,7 @@
               </w:rPr>
               <w:t>Step 4</w:t>
               <w:br/>
-              <w:t>欠席理由を選ぶ</w:t>
+              <w:t>ステータスを選ぶ</w:t>
             </w:r>
           </w:p>
         </w:tc>
@@ -1584,7 +1493,7 @@
               <w:rPr>
                 <w:sz w:val="21"/>
               </w:rPr>
-              <w:t>欠席・遅刻の場合は理由（授業・体調不良・私用など）を選択します。</w:t>
+              <w:t>「出席」「遅刻」「欠席」から選びます。</w:t>
             </w:r>
           </w:p>
         </w:tc>
@@ -1606,7 +1515,7 @@
               </w:rPr>
               <w:t>Step 5</w:t>
               <w:br/>
-              <w:t>登録する</w:t>
+              <w:t>遅刻・欠席の詳細</w:t>
             </w:r>
           </w:p>
         </w:tc>
@@ -1622,7 +1531,45 @@
               <w:rPr>
                 <w:sz w:val="21"/>
               </w:rPr>
-              <w:t>「登録する」ボタンをタップして完了です。</w:t>
+              <w:t>遅刻は「何時から参加予定？」で参加する時刻を選びます。欠席は理由（別練習・大会／授業／体調不良／私用／その他）を選びます。「その他」は理由の入力が必須です。補足は200文字まで書けます。</w:t>
+            </w:r>
+          </w:p>
+        </w:tc>
+      </w:tr>
+      <w:tr>
+        <w:tc>
+          <w:tcPr>
+            <w:tcW w:type="dxa" w:w="1417"/>
+            <w:shd w:val="clear" w:color="auto" w:fill="E3F2FD"/>
+          </w:tcPr>
+          <w:p>
+            <w:pPr>
+              <w:jc w:val="center"/>
+            </w:pPr>
+            <w:r>
+              <w:rPr>
+                <w:b/>
+                <w:sz w:val="20"/>
+              </w:rPr>
+              <w:t>Step 6</w:t>
+              <w:br/>
+              <w:t>連絡する</w:t>
+            </w:r>
+          </w:p>
+        </w:tc>
+        <w:tc>
+          <w:tcPr>
+            <w:tcW w:type="dxa" w:w="7370"/>
+          </w:tcPr>
+          <w:p>
+            <w:pPr>
+              <w:ind w:left="113"/>
+            </w:pPr>
+            <w:r>
+              <w:rPr>
+                <w:sz w:val="21"/>
+              </w:rPr>
+              <w:t>「連絡する」をタップして完了です。登録した内容が「あなたの出欠連絡」に表示されます。</w:t>
             </w:r>
           </w:p>
         </w:tc>
@@ -1631,32 +1578,428 @@
     <w:p/>
     <w:p>
       <w:pPr>
-        <w:pStyle w:val="Heading2"/>
-      </w:pPr>
-      <w:r>
-        <w:t>4-3. 登録内容を変更する</w:t>
-      </w:r>
-    </w:p>
-    <w:p>
-      <w:pPr>
-        <w:spacing w:after="80"/>
+        <w:spacing w:before="120" w:after="120"/>
+        <w:ind w:left="283" w:right="283"/>
+        <w:jc w:val="left"/>
+        <w:pBdr>
+          <w:top w:val="single" w:sz="12" w:space="4" w:color="5A55A3"/>
+          <w:left w:val="single" w:sz="12" w:space="4" w:color="5A55A3"/>
+          <w:bottom w:val="single" w:sz="12" w:space="4" w:color="5A55A3"/>
+          <w:right w:val="single" w:sz="12" w:space="4" w:color="5A55A3"/>
+        </w:pBdr>
       </w:pPr>
       <w:r>
         <w:rPr>
           <w:sz w:val="21"/>
         </w:rPr>
-        <w:t>登録後でも、練習開始前であれば内容を変更できます。出欠連絡画面から同じ練習日のカードをタップして、新しい内容を選び直してください。</w:t>
+        <w:t>📹 動画：出欠連絡のしかた（member-attendance.mp4）でも操作の流れを確認できます。</w:t>
       </w:r>
     </w:p>
-    <w:p/>
+    <w:p>
+      <w:r>
+        <w:br w:type="page"/>
+      </w:r>
+    </w:p>
     <w:p>
       <w:pPr>
-        <w:pStyle w:val="Heading2"/>
+        <w:pStyle w:val="Heading1"/>
       </w:pPr>
       <w:r>
-        <w:t>4-4. 体調不良で欠席したとき</w:t>
+        <w:rPr>
+          <w:color w:val="1565C0"/>
+        </w:rPr>
+        <w:t>6. 連絡した内容を変更する・当日に休むとき</w:t>
       </w:r>
     </w:p>
+    <w:tbl>
+      <w:tblPr>
+        <w:tblStyle w:val="TableGrid"/>
+        <w:tblW w:type="auto" w:w="0"/>
+        <w:jc w:val="left"/>
+        <w:tblLook w:firstColumn="1" w:firstRow="1" w:lastColumn="0" w:lastRow="0" w:noHBand="0" w:noVBand="1" w:val="04A0"/>
+      </w:tblPr>
+      <w:tblGrid>
+        <w:gridCol w:w="1417"/>
+        <w:gridCol w:w="7370"/>
+      </w:tblGrid>
+      <w:tr>
+        <w:tc>
+          <w:tcPr>
+            <w:tcW w:type="dxa" w:w="4536"/>
+            <w:shd w:val="clear" w:color="auto" w:fill="1565C0"/>
+          </w:tcPr>
+          <w:p>
+            <w:pPr>
+              <w:jc w:val="center"/>
+            </w:pPr>
+            <w:r>
+              <w:rPr>
+                <w:b/>
+                <w:color w:val="FFFFFF"/>
+                <w:sz w:val="21"/>
+              </w:rPr>
+              <w:t>手順</w:t>
+            </w:r>
+          </w:p>
+        </w:tc>
+        <w:tc>
+          <w:tcPr>
+            <w:tcW w:type="dxa" w:w="4536"/>
+            <w:shd w:val="clear" w:color="auto" w:fill="1565C0"/>
+          </w:tcPr>
+          <w:p>
+            <w:pPr>
+              <w:jc w:val="center"/>
+            </w:pPr>
+            <w:r>
+              <w:rPr>
+                <w:b/>
+                <w:color w:val="FFFFFF"/>
+                <w:sz w:val="21"/>
+              </w:rPr>
+              <w:t>操作内容</w:t>
+            </w:r>
+          </w:p>
+        </w:tc>
+      </w:tr>
+      <w:tr>
+        <w:tc>
+          <w:tcPr>
+            <w:tcW w:type="dxa" w:w="1417"/>
+            <w:shd w:val="clear" w:color="auto" w:fill="E3F2FD"/>
+          </w:tcPr>
+          <w:p>
+            <w:pPr>
+              <w:jc w:val="center"/>
+            </w:pPr>
+            <w:r>
+              <w:rPr>
+                <w:b/>
+                <w:sz w:val="20"/>
+              </w:rPr>
+              <w:t>Step 1</w:t>
+              <w:br/>
+              <w:t>練習日を開く</w:t>
+            </w:r>
+          </w:p>
+        </w:tc>
+        <w:tc>
+          <w:tcPr>
+            <w:tcW w:type="dxa" w:w="7370"/>
+          </w:tcPr>
+          <w:p>
+            <w:pPr>
+              <w:ind w:left="113"/>
+            </w:pPr>
+            <w:r>
+              <w:rPr>
+                <w:sz w:val="21"/>
+              </w:rPr>
+              <w:t>カレンダーで連絡済みの練習日をタップします。</w:t>
+            </w:r>
+          </w:p>
+        </w:tc>
+      </w:tr>
+      <w:tr>
+        <w:tc>
+          <w:tcPr>
+            <w:tcW w:type="dxa" w:w="1417"/>
+            <w:shd w:val="clear" w:color="auto" w:fill="E3F2FD"/>
+          </w:tcPr>
+          <w:p>
+            <w:pPr>
+              <w:jc w:val="center"/>
+            </w:pPr>
+            <w:r>
+              <w:rPr>
+                <w:b/>
+                <w:sz w:val="20"/>
+              </w:rPr>
+              <w:t>Step 2</w:t>
+              <w:br/>
+              <w:t>変更</w:t>
+            </w:r>
+          </w:p>
+        </w:tc>
+        <w:tc>
+          <w:tcPr>
+            <w:tcW w:type="dxa" w:w="7370"/>
+          </w:tcPr>
+          <w:p>
+            <w:pPr>
+              <w:ind w:left="113"/>
+            </w:pPr>
+            <w:r>
+              <w:rPr>
+                <w:sz w:val="21"/>
+              </w:rPr>
+              <w:t>「あなたの出欠連絡」の右上にある「変更」をタップします（「編集中」と表示されます）。</w:t>
+            </w:r>
+          </w:p>
+        </w:tc>
+      </w:tr>
+      <w:tr>
+        <w:tc>
+          <w:tcPr>
+            <w:tcW w:type="dxa" w:w="1417"/>
+            <w:shd w:val="clear" w:color="auto" w:fill="E3F2FD"/>
+          </w:tcPr>
+          <w:p>
+            <w:pPr>
+              <w:jc w:val="center"/>
+            </w:pPr>
+            <w:r>
+              <w:rPr>
+                <w:b/>
+                <w:sz w:val="20"/>
+              </w:rPr>
+              <w:t>Step 3</w:t>
+              <w:br/>
+              <w:t>選び直す</w:t>
+            </w:r>
+          </w:p>
+        </w:tc>
+        <w:tc>
+          <w:tcPr>
+            <w:tcW w:type="dxa" w:w="7370"/>
+          </w:tcPr>
+          <w:p>
+            <w:pPr>
+              <w:ind w:left="113"/>
+            </w:pPr>
+            <w:r>
+              <w:rPr>
+                <w:sz w:val="21"/>
+              </w:rPr>
+              <w:t>新しい内容を選び、「内容を更新する」をタップします。</w:t>
+            </w:r>
+          </w:p>
+        </w:tc>
+      </w:tr>
+    </w:tbl>
+    <w:p/>
+    <w:tbl>
+      <w:tblPr>
+        <w:tblStyle w:val="TableGrid"/>
+        <w:tblW w:type="auto" w:w="0"/>
+        <w:tblLook w:firstColumn="1" w:firstRow="1" w:lastColumn="0" w:lastRow="0" w:noHBand="0" w:noVBand="1" w:val="04A0"/>
+      </w:tblPr>
+      <w:tblGrid>
+        <w:gridCol w:w="4536"/>
+        <w:gridCol w:w="4536"/>
+      </w:tblGrid>
+      <w:tr>
+        <w:tc>
+          <w:tcPr>
+            <w:tcW w:type="dxa" w:w="4536"/>
+            <w:shd w:val="clear" w:color="auto" w:fill="1565C0"/>
+          </w:tcPr>
+          <w:p>
+            <w:pPr>
+              <w:jc w:val="center"/>
+            </w:pPr>
+            <w:r>
+              <w:rPr>
+                <w:b/>
+                <w:color w:val="FFFFFF"/>
+                <w:sz w:val="21"/>
+              </w:rPr>
+              <w:t>タイミング</w:t>
+            </w:r>
+          </w:p>
+        </w:tc>
+        <w:tc>
+          <w:tcPr>
+            <w:tcW w:type="dxa" w:w="4536"/>
+            <w:shd w:val="clear" w:color="auto" w:fill="1565C0"/>
+          </w:tcPr>
+          <w:p>
+            <w:pPr>
+              <w:jc w:val="center"/>
+            </w:pPr>
+            <w:r>
+              <w:rPr>
+                <w:b/>
+                <w:color w:val="FFFFFF"/>
+                <w:sz w:val="21"/>
+              </w:rPr>
+              <w:t>変更できる内容</w:t>
+            </w:r>
+          </w:p>
+        </w:tc>
+      </w:tr>
+      <w:tr>
+        <w:tc>
+          <w:tcPr>
+            <w:tcW w:type="dxa" w:w="4536"/>
+          </w:tcPr>
+          <w:p>
+            <w:pPr>
+              <w:ind w:left="113"/>
+            </w:pPr>
+            <w:r>
+              <w:rPr>
+                <w:sz w:val="21"/>
+              </w:rPr>
+              <w:t>締切まで</w:t>
+            </w:r>
+          </w:p>
+        </w:tc>
+        <w:tc>
+          <w:tcPr>
+            <w:tcW w:type="dxa" w:w="4536"/>
+          </w:tcPr>
+          <w:p>
+            <w:pPr>
+              <w:ind w:left="113"/>
+            </w:pPr>
+            <w:r>
+              <w:rPr>
+                <w:sz w:val="21"/>
+              </w:rPr>
+              <w:t>自由に変更できます</w:t>
+            </w:r>
+          </w:p>
+        </w:tc>
+      </w:tr>
+      <w:tr>
+        <w:tc>
+          <w:tcPr>
+            <w:tcW w:type="dxa" w:w="4536"/>
+          </w:tcPr>
+          <w:p>
+            <w:pPr>
+              <w:ind w:left="113"/>
+            </w:pPr>
+            <w:r>
+              <w:rPr>
+                <w:sz w:val="21"/>
+              </w:rPr>
+              <w:t>締切後 〜 練習当日</w:t>
+            </w:r>
+          </w:p>
+        </w:tc>
+        <w:tc>
+          <w:tcPr>
+            <w:tcW w:type="dxa" w:w="4536"/>
+          </w:tcPr>
+          <w:p>
+            <w:pPr>
+              <w:ind w:left="113"/>
+            </w:pPr>
+            <w:r>
+              <w:rPr>
+                <w:sz w:val="21"/>
+              </w:rPr>
+              <w:t>出席→遅刻・欠席、遅刻→欠席だけ変更できます（「締切後のため、欠席・遅刻の連絡のみ可能です。」と表示）</w:t>
+            </w:r>
+          </w:p>
+        </w:tc>
+      </w:tr>
+      <w:tr>
+        <w:tc>
+          <w:tcPr>
+            <w:tcW w:type="dxa" w:w="4536"/>
+          </w:tcPr>
+          <w:p>
+            <w:pPr>
+              <w:ind w:left="113"/>
+            </w:pPr>
+            <w:r>
+              <w:rPr>
+                <w:sz w:val="21"/>
+              </w:rPr>
+              <w:t>練習当日に欠席する</w:t>
+            </w:r>
+          </w:p>
+        </w:tc>
+        <w:tc>
+          <w:tcPr>
+            <w:tcW w:type="dxa" w:w="4536"/>
+          </w:tcPr>
+          <w:p>
+            <w:pPr>
+              <w:ind w:left="113"/>
+            </w:pPr>
+            <w:r>
+              <w:rPr>
+                <w:sz w:val="21"/>
+              </w:rPr>
+              <w:t>ボタンが「当日欠席として提出する」になり、「当日欠席」として記録され、LINEグループに自動で通知されます</w:t>
+            </w:r>
+          </w:p>
+        </w:tc>
+      </w:tr>
+      <w:tr>
+        <w:tc>
+          <w:tcPr>
+            <w:tcW w:type="dxa" w:w="4536"/>
+          </w:tcPr>
+          <w:p>
+            <w:pPr>
+              <w:ind w:left="113"/>
+            </w:pPr>
+            <w:r>
+              <w:rPr>
+                <w:sz w:val="21"/>
+              </w:rPr>
+              <w:t>練習当日に遅刻する</w:t>
+            </w:r>
+          </w:p>
+        </w:tc>
+        <w:tc>
+          <w:tcPr>
+            <w:tcW w:type="dxa" w:w="4536"/>
+          </w:tcPr>
+          <w:p>
+            <w:pPr>
+              <w:ind w:left="113"/>
+            </w:pPr>
+            <w:r>
+              <w:rPr>
+                <w:sz w:val="21"/>
+              </w:rPr>
+              <w:t>LINEグループに自動で通知されます</w:t>
+            </w:r>
+          </w:p>
+        </w:tc>
+      </w:tr>
+      <w:tr>
+        <w:tc>
+          <w:tcPr>
+            <w:tcW w:type="dxa" w:w="4536"/>
+          </w:tcPr>
+          <w:p>
+            <w:pPr>
+              <w:ind w:left="113"/>
+            </w:pPr>
+            <w:r>
+              <w:rPr>
+                <w:sz w:val="21"/>
+              </w:rPr>
+              <w:t>練習日が過ぎた後</w:t>
+            </w:r>
+          </w:p>
+        </w:tc>
+        <w:tc>
+          <w:tcPr>
+            <w:tcW w:type="dxa" w:w="4536"/>
+          </w:tcPr>
+          <w:p>
+            <w:pPr>
+              <w:ind w:left="113"/>
+            </w:pPr>
+            <w:r>
+              <w:rPr>
+                <w:sz w:val="21"/>
+              </w:rPr>
+              <w:t>変更できません</w:t>
+            </w:r>
+          </w:p>
+        </w:tc>
+      </w:tr>
+    </w:tbl>
+    <w:p/>
     <w:p>
       <w:pPr>
         <w:spacing w:before="120" w:after="120"/>
@@ -1673,7 +2016,26 @@
         <w:rPr>
           <w:sz w:val="21"/>
         </w:rPr>
-        <w:t>🤒 欠席理由に「体調不良」を選んだ場合、翌日は自動的に「休養推奨モード」になり、出欠連絡ができなくなります（出席できません）。無理せず休みましょう。</w:t>
+        <w:t>🤒 急な体調不良でも、当日中に必ず「欠席」に変更して連絡しましょう。体調不良を理由にした欠席のあとは、ホームに「休養推奨モード」が表示されることがあります。無理せず休みましょう。</w:t>
+      </w:r>
+    </w:p>
+    <w:p>
+      <w:pPr>
+        <w:spacing w:before="120" w:after="120"/>
+        <w:ind w:left="283" w:right="283"/>
+        <w:jc w:val="left"/>
+        <w:pBdr>
+          <w:top w:val="single" w:sz="12" w:space="4" w:color="5A55A3"/>
+          <w:left w:val="single" w:sz="12" w:space="4" w:color="5A55A3"/>
+          <w:bottom w:val="single" w:sz="12" w:space="4" w:color="5A55A3"/>
+          <w:right w:val="single" w:sz="12" w:space="4" w:color="5A55A3"/>
+        </w:pBdr>
+      </w:pPr>
+      <w:r>
+        <w:rPr>
+          <w:sz w:val="21"/>
+        </w:rPr>
+        <w:t>📹 動画：変更と当日の欠席（member-change.mp4）でも操作の流れを確認できます。</w:t>
       </w:r>
     </w:p>
     <w:p>
@@ -1689,18 +2051,7 @@
         <w:rPr>
           <w:color w:val="1565C0"/>
         </w:rPr>
-        <w:t>5. 出欠ステータスとポイントの仕組み</w:t>
-      </w:r>
-    </w:p>
-    <w:p>
-      <w:pPr>
-        <w:spacing w:after="80"/>
-      </w:pPr>
-      <w:r>
-        <w:rPr>
-          <w:sz w:val="21"/>
-        </w:rPr>
-        <w:t>ポイントは初期値1000点からスタートします。欠席の種類によって減点されます。</w:t>
+        <w:t>7. 出欠ステータスと出席率</w:t>
       </w:r>
     </w:p>
     <w:tbl>
@@ -1749,7 +2100,7 @@
                 <w:color w:val="FFFFFF"/>
                 <w:sz w:val="21"/>
               </w:rPr>
-              <w:t>説明</w:t>
+              <w:t>意味</w:t>
             </w:r>
           </w:p>
         </w:tc>
@@ -1768,7 +2119,7 @@
                 <w:color w:val="FFFFFF"/>
                 <w:sz w:val="21"/>
               </w:rPr>
-              <w:t>ポイント変動</w:t>
+              <w:t>出席率での数え方</w:t>
             </w:r>
           </w:p>
         </w:tc>
@@ -1786,7 +2137,7 @@
               <w:rPr>
                 <w:sz w:val="21"/>
               </w:rPr>
-              <w:t>出席 ✅</w:t>
+              <w:t>出席</w:t>
             </w:r>
           </w:p>
         </w:tc>
@@ -1802,7 +2153,7 @@
               <w:rPr>
                 <w:sz w:val="21"/>
               </w:rPr>
-              <w:t>練習に出席した</w:t>
+              <w:t>練習に参加する</w:t>
             </w:r>
           </w:p>
         </w:tc>
@@ -1818,7 +2169,7 @@
               <w:rPr>
                 <w:sz w:val="21"/>
               </w:rPr>
-              <w:t>±0</w:t>
+              <w:t>1回</w:t>
             </w:r>
           </w:p>
         </w:tc>
@@ -1836,7 +2187,7 @@
               <w:rPr>
                 <w:sz w:val="21"/>
               </w:rPr>
-              <w:t>遅刻 🕐</w:t>
+              <w:t>遅刻</w:t>
             </w:r>
           </w:p>
         </w:tc>
@@ -1852,7 +2203,7 @@
               <w:rPr>
                 <w:sz w:val="21"/>
               </w:rPr>
-              <w:t>練習に遅刻した</w:t>
+              <w:t>遅れて参加する（参加予定時刻を30分刻みで選ぶ）</w:t>
             </w:r>
           </w:p>
         </w:tc>
@@ -1868,7 +2219,7 @@
               <w:rPr>
                 <w:sz w:val="21"/>
               </w:rPr>
-              <w:t>−10点</w:t>
+              <w:t>0.5回</w:t>
             </w:r>
           </w:p>
         </w:tc>
@@ -1886,7 +2237,7 @@
               <w:rPr>
                 <w:sz w:val="21"/>
               </w:rPr>
-              <w:t>欠席 📋</w:t>
+              <w:t>欠席</w:t>
             </w:r>
           </w:p>
         </w:tc>
@@ -1902,7 +2253,7 @@
               <w:rPr>
                 <w:sz w:val="21"/>
               </w:rPr>
-              <w:t>事前に欠席連絡をした</w:t>
+              <w:t>練習を休む（理由を選ぶ）</w:t>
             </w:r>
           </w:p>
         </w:tc>
@@ -1918,7 +2269,7 @@
               <w:rPr>
                 <w:sz w:val="21"/>
               </w:rPr>
-              <w:t>−20点</w:t>
+              <w:t>0回</w:t>
             </w:r>
           </w:p>
         </w:tc>
@@ -1936,7 +2287,7 @@
               <w:rPr>
                 <w:sz w:val="21"/>
               </w:rPr>
-              <w:t>緊急欠席 ⚡</w:t>
+              <w:t>当日欠席</w:t>
             </w:r>
           </w:p>
         </w:tc>
@@ -1952,7 +2303,7 @@
               <w:rPr>
                 <w:sz w:val="21"/>
               </w:rPr>
-              <w:t>練習開始1時間以内に欠席連絡した</w:t>
+              <w:t>練習当日に欠席を連絡したとき自動でこの扱いになる。LINEグループに通知される</w:t>
             </w:r>
           </w:p>
         </w:tc>
@@ -1968,7 +2319,7 @@
               <w:rPr>
                 <w:sz w:val="21"/>
               </w:rPr>
-              <w:t>−50点</w:t>
+              <w:t>0回</w:t>
             </w:r>
           </w:p>
         </w:tc>
@@ -1986,7 +2337,7 @@
               <w:rPr>
                 <w:sz w:val="21"/>
               </w:rPr>
-              <w:t>無連絡欠席 ❌</w:t>
+              <w:t>無連絡欠席</w:t>
             </w:r>
           </w:p>
         </w:tc>
@@ -2002,7 +2353,7 @@
               <w:rPr>
                 <w:sz w:val="21"/>
               </w:rPr>
-              <w:t>連絡なしに欠席した（自動記録）</w:t>
+              <w:t>締切までに出欠を提出しなかったとき、実績の確定時に記録される</w:t>
             </w:r>
           </w:p>
         </w:tc>
@@ -2018,7 +2369,7 @@
               <w:rPr>
                 <w:sz w:val="21"/>
               </w:rPr>
-              <w:t>−100点</w:t>
+              <w:t>0回</w:t>
             </w:r>
           </w:p>
         </w:tc>
@@ -2027,21 +2378,49 @@
     <w:p/>
     <w:p>
       <w:pPr>
-        <w:spacing w:before="120" w:after="120"/>
-        <w:ind w:left="283" w:right="283"/>
-        <w:jc w:val="left"/>
-        <w:pBdr>
-          <w:top w:val="single" w:sz="12" w:space="4" w:color="2196F3"/>
-          <w:left w:val="single" w:sz="12" w:space="4" w:color="2196F3"/>
-          <w:bottom w:val="single" w:sz="12" w:space="4" w:color="2196F3"/>
-          <w:right w:val="single" w:sz="12" w:space="4" w:color="2196F3"/>
-        </w:pBdr>
+        <w:spacing w:after="80"/>
       </w:pPr>
       <w:r>
         <w:rPr>
           <w:sz w:val="21"/>
         </w:rPr>
-        <w:t>💡 ポイントはランキングには直接影響しません。ランキングは「出席率」と「技術ランク」で決まります。ポイントは部内での評価指標の一つです。</w:t>
+        <w:t>出席率 ＝（出席の回数 ＋ 遅刻の回数 × 0.5）÷ 対象の練習回数 × 100</w:t>
+      </w:r>
+    </w:p>
+    <w:p>
+      <w:pPr>
+        <w:pStyle w:val="ListBullet"/>
+        <w:ind w:left="283"/>
+      </w:pPr>
+      <w:r>
+        <w:rPr>
+          <w:sz w:val="21"/>
+        </w:rPr>
+        <w:t>対象になるのは、実績が確定した通常の練習だけです（合宿・部会・自主練・休止した練習は含みません）。</w:t>
+      </w:r>
+    </w:p>
+    <w:p>
+      <w:pPr>
+        <w:pStyle w:val="ListBullet"/>
+        <w:ind w:left="283"/>
+      </w:pPr>
+      <w:r>
+        <w:rPr>
+          <w:sz w:val="21"/>
+        </w:rPr>
+        <w:t>入部した日より前の練習は数えません。</w:t>
+      </w:r>
+    </w:p>
+    <w:p>
+      <w:pPr>
+        <w:pStyle w:val="ListBullet"/>
+        <w:ind w:left="283"/>
+      </w:pPr>
+      <w:r>
+        <w:rPr>
+          <w:sz w:val="21"/>
+        </w:rPr>
+        <w:t>実績の確定はマネージャーが行います。確定するまでランキングには反映されません。</w:t>
       </w:r>
     </w:p>
     <w:p>
@@ -2057,18 +2436,7 @@
         <w:rPr>
           <w:color w:val="1565C0"/>
         </w:rPr>
-        <w:t>6. ランキングの見かた</w:t>
-      </w:r>
-    </w:p>
-    <w:p>
-      <w:pPr>
-        <w:spacing w:after="80"/>
-      </w:pPr>
-      <w:r>
-        <w:rPr>
-          <w:sz w:val="21"/>
-        </w:rPr>
-        <w:t>ホーム画面でランキングを確認できます。ランキングは「実績確定済み」の練習データをもとに計算されます。</w:t>
+        <w:t>8. カレンダーの見かた・自主練</w:t>
       </w:r>
     </w:p>
     <w:tbl>
@@ -2097,7 +2465,7 @@
                 <w:color w:val="FFFFFF"/>
                 <w:sz w:val="21"/>
               </w:rPr>
-              <w:t>項目</w:t>
+              <w:t>表示</w:t>
             </w:r>
           </w:p>
         </w:tc>
@@ -2116,7 +2484,7 @@
                 <w:color w:val="FFFFFF"/>
                 <w:sz w:val="21"/>
               </w:rPr>
-              <w:t>説明</w:t>
+              <w:t>意味</w:t>
             </w:r>
           </w:p>
         </w:tc>
@@ -2134,7 +2502,7 @@
               <w:rPr>
                 <w:sz w:val="21"/>
               </w:rPr>
-              <w:t>出席率</w:t>
+              <w:t>赤い丸</w:t>
             </w:r>
           </w:p>
         </w:tc>
@@ -2150,7 +2518,7 @@
               <w:rPr>
                 <w:sz w:val="21"/>
               </w:rPr>
-              <w:t>確定済み練習のうち、出席・遅刻した割合（遅刻は0.5回分としてカウント）</w:t>
+              <w:t>練習日</w:t>
             </w:r>
           </w:p>
         </w:tc>
@@ -2168,7 +2536,7 @@
               <w:rPr>
                 <w:sz w:val="21"/>
               </w:rPr>
-              <w:t>選考スコア</w:t>
+              <w:t>オレンジの丸</w:t>
             </w:r>
           </w:p>
         </w:tc>
@@ -2184,7 +2552,7 @@
               <w:rPr>
                 <w:sz w:val="21"/>
               </w:rPr>
-              <w:t>（技術ランク ÷ 6）× 出席率 × 100 で計算されるスコア</w:t>
+              <w:t>合宿</w:t>
             </w:r>
           </w:p>
         </w:tc>
@@ -2202,7 +2570,7 @@
               <w:rPr>
                 <w:sz w:val="21"/>
               </w:rPr>
-              <w:t>選考ランク</w:t>
+              <w:t>緑の丸</w:t>
             </w:r>
           </w:p>
         </w:tc>
@@ -2218,7 +2586,143 @@
               <w:rPr>
                 <w:sz w:val="21"/>
               </w:rPr>
-              <w:t>S / A / B / C / D / E で出席率を段階評価</w:t>
+              <w:t>部会</w:t>
+            </w:r>
+          </w:p>
+        </w:tc>
+      </w:tr>
+      <w:tr>
+        <w:tc>
+          <w:tcPr>
+            <w:tcW w:type="dxa" w:w="4536"/>
+          </w:tcPr>
+          <w:p>
+            <w:pPr>
+              <w:ind w:left="113"/>
+            </w:pPr>
+            <w:r>
+              <w:rPr>
+                <w:sz w:val="21"/>
+              </w:rPr>
+              <w:t>紫の丸</w:t>
+            </w:r>
+          </w:p>
+        </w:tc>
+        <w:tc>
+          <w:tcPr>
+            <w:tcW w:type="dxa" w:w="4536"/>
+          </w:tcPr>
+          <w:p>
+            <w:pPr>
+              <w:ind w:left="113"/>
+            </w:pPr>
+            <w:r>
+              <w:rPr>
+                <w:sz w:val="21"/>
+              </w:rPr>
+              <w:t>自主練</w:t>
+            </w:r>
+          </w:p>
+        </w:tc>
+      </w:tr>
+      <w:tr>
+        <w:tc>
+          <w:tcPr>
+            <w:tcW w:type="dxa" w:w="4536"/>
+          </w:tcPr>
+          <w:p>
+            <w:pPr>
+              <w:ind w:left="113"/>
+            </w:pPr>
+            <w:r>
+              <w:rPr>
+                <w:sz w:val="21"/>
+              </w:rPr>
+              <w:t>青い丸・灰色の丸</w:t>
+            </w:r>
+          </w:p>
+        </w:tc>
+        <w:tc>
+          <w:tcPr>
+            <w:tcW w:type="dxa" w:w="4536"/>
+          </w:tcPr>
+          <w:p>
+            <w:pPr>
+              <w:ind w:left="113"/>
+            </w:pPr>
+            <w:r>
+              <w:rPr>
+                <w:sz w:val="21"/>
+              </w:rPr>
+              <w:t>大会など・その他（表示のみ）</w:t>
+            </w:r>
+          </w:p>
+        </w:tc>
+      </w:tr>
+      <w:tr>
+        <w:tc>
+          <w:tcPr>
+            <w:tcW w:type="dxa" w:w="4536"/>
+          </w:tcPr>
+          <w:p>
+            <w:pPr>
+              <w:ind w:left="113"/>
+            </w:pPr>
+            <w:r>
+              <w:rPr>
+                <w:sz w:val="21"/>
+              </w:rPr>
+              <w:t>緑のチェック</w:t>
+            </w:r>
+          </w:p>
+        </w:tc>
+        <w:tc>
+          <w:tcPr>
+            <w:tcW w:type="dxa" w:w="4536"/>
+          </w:tcPr>
+          <w:p>
+            <w:pPr>
+              <w:ind w:left="113"/>
+            </w:pPr>
+            <w:r>
+              <w:rPr>
+                <w:sz w:val="21"/>
+              </w:rPr>
+              <w:t>実績確定済み</w:t>
+            </w:r>
+          </w:p>
+        </w:tc>
+      </w:tr>
+      <w:tr>
+        <w:tc>
+          <w:tcPr>
+            <w:tcW w:type="dxa" w:w="4536"/>
+          </w:tcPr>
+          <w:p>
+            <w:pPr>
+              <w:ind w:left="113"/>
+            </w:pPr>
+            <w:r>
+              <w:rPr>
+                <w:sz w:val="21"/>
+              </w:rPr>
+              <w:t>「休止中」</w:t>
+            </w:r>
+          </w:p>
+        </w:tc>
+        <w:tc>
+          <w:tcPr>
+            <w:tcW w:type="dxa" w:w="4536"/>
+          </w:tcPr>
+          <w:p>
+            <w:pPr>
+              <w:ind w:left="113"/>
+            </w:pPr>
+            <w:r>
+              <w:rPr>
+                <w:sz w:val="21"/>
+              </w:rPr>
+              <w:t>練習が休止になった（理由も表示されます）</w:t>
             </w:r>
           </w:p>
         </w:tc>
@@ -2227,21 +2731,13 @@
     <w:p/>
     <w:p>
       <w:pPr>
-        <w:spacing w:before="120" w:after="120"/>
-        <w:ind w:left="283" w:right="283"/>
-        <w:jc w:val="left"/>
-        <w:pBdr>
-          <w:top w:val="single" w:sz="12" w:space="4" w:color="F9A825"/>
-          <w:left w:val="single" w:sz="12" w:space="4" w:color="F9A825"/>
-          <w:bottom w:val="single" w:sz="12" w:space="4" w:color="F9A825"/>
-          <w:right w:val="single" w:sz="12" w:space="4" w:color="F9A825"/>
-        </w:pBdr>
+        <w:spacing w:after="80"/>
       </w:pPr>
       <w:r>
         <w:rPr>
           <w:sz w:val="21"/>
         </w:rPr>
-        <w:t>🏆 表彰台には出席率トップ3が表示されます。上を目指してコンスタントに参加しましょう！</w:t>
+        <w:t>自主練の日は「参加する」から参加表明ができます。参加する時刻を選ぶか「時間未定で参加する」を選びます。あとから「時刻を変更」「取り消す」もできます。自主練は出席率に含まれません。</w:t>
       </w:r>
     </w:p>
     <w:p>
@@ -2257,7 +2753,7 @@
         <w:rPr>
           <w:color w:val="1565C0"/>
         </w:rPr>
-        <w:t>7. 匿名でご意見を送る（意見箱）</w:t>
+        <w:t>9. 匿名で意見を送る（意見箱）</w:t>
       </w:r>
     </w:p>
     <w:p>
@@ -2268,7 +2764,7 @@
         <w:rPr>
           <w:sz w:val="21"/>
         </w:rPr>
-        <w:t>部への意見・要望・不満などを匿名で送ることができます。誰が送ったかはシステムに記録されません。</w:t>
+        <w:t>部への意見・要望を匿名で送れます。誰が送ったかはシステムに記録されません。</w:t>
       </w:r>
     </w:p>
     <w:tbl>
@@ -2355,7 +2851,7 @@
               <w:rPr>
                 <w:sz w:val="21"/>
               </w:rPr>
-              <w:t>ナビゲーションの「ご意見箱」アイコンをタップします（封筒マーク）。</w:t>
+              <w:t>スマホは「その他」→「ご意見箱（匿名）」、パソコンは画面上の吹き出しアイコン（ご意見箱）をタップします。</w:t>
             </w:r>
           </w:p>
         </w:tc>
@@ -2393,7 +2889,7 @@
               <w:rPr>
                 <w:sz w:val="21"/>
               </w:rPr>
-              <w:t>件名（例：「練習内容について」）を入力します。</w:t>
+              <w:t>件名を入力します（100文字まで）。</w:t>
             </w:r>
           </w:p>
         </w:tc>
@@ -2431,7 +2927,7 @@
               <w:rPr>
                 <w:sz w:val="21"/>
               </w:rPr>
-              <w:t>具体的な意見・要望を入力します。</w:t>
+              <w:t>意見・要望を入力します（1000文字まで）。</w:t>
             </w:r>
           </w:p>
         </w:tc>
@@ -2469,7 +2965,7 @@
               <w:rPr>
                 <w:sz w:val="21"/>
               </w:rPr>
-              <w:t>「送信する」ボタンをタップして完了です。</w:t>
+              <w:t>「送信する」をタップすると「送信しました！」と表示されます。</w:t>
             </w:r>
           </w:p>
         </w:tc>
@@ -2482,17 +2978,17 @@
         <w:ind w:left="283" w:right="283"/>
         <w:jc w:val="left"/>
         <w:pBdr>
-          <w:top w:val="single" w:sz="12" w:space="4" w:color="388E3C"/>
-          <w:left w:val="single" w:sz="12" w:space="4" w:color="388E3C"/>
-          <w:bottom w:val="single" w:sz="12" w:space="4" w:color="388E3C"/>
-          <w:right w:val="single" w:sz="12" w:space="4" w:color="388E3C"/>
+          <w:top w:val="single" w:sz="12" w:space="4" w:color="5A55A3"/>
+          <w:left w:val="single" w:sz="12" w:space="4" w:color="5A55A3"/>
+          <w:bottom w:val="single" w:sz="12" w:space="4" w:color="5A55A3"/>
+          <w:right w:val="single" w:sz="12" w:space="4" w:color="5A55A3"/>
         </w:pBdr>
       </w:pPr>
       <w:r>
         <w:rPr>
           <w:sz w:val="21"/>
         </w:rPr>
-        <w:t>🔒 送信者情報は一切記録されません。安心して意見を送ってください。</w:t>
+        <w:t>📹 動画：意見箱で意見を送る（member-suggestion.mp4）でも操作の流れを確認できます。</w:t>
       </w:r>
     </w:p>
     <w:p>
@@ -2508,7 +3004,206 @@
         <w:rPr>
           <w:color w:val="1565C0"/>
         </w:rPr>
-        <w:t>8. よくある質問（FAQ）</w:t>
+        <w:t>10. その他の機能</w:t>
+      </w:r>
+    </w:p>
+    <w:tbl>
+      <w:tblPr>
+        <w:tblStyle w:val="TableGrid"/>
+        <w:tblW w:type="auto" w:w="0"/>
+        <w:tblLook w:firstColumn="1" w:firstRow="1" w:lastColumn="0" w:lastRow="0" w:noHBand="0" w:noVBand="1" w:val="04A0"/>
+      </w:tblPr>
+      <w:tblGrid>
+        <w:gridCol w:w="4536"/>
+        <w:gridCol w:w="4536"/>
+      </w:tblGrid>
+      <w:tr>
+        <w:tc>
+          <w:tcPr>
+            <w:tcW w:type="dxa" w:w="4536"/>
+            <w:shd w:val="clear" w:color="auto" w:fill="1565C0"/>
+          </w:tcPr>
+          <w:p>
+            <w:pPr>
+              <w:jc w:val="center"/>
+            </w:pPr>
+            <w:r>
+              <w:rPr>
+                <w:b/>
+                <w:color w:val="FFFFFF"/>
+                <w:sz w:val="21"/>
+              </w:rPr>
+              <w:t>機能</w:t>
+            </w:r>
+          </w:p>
+        </w:tc>
+        <w:tc>
+          <w:tcPr>
+            <w:tcW w:type="dxa" w:w="4536"/>
+            <w:shd w:val="clear" w:color="auto" w:fill="1565C0"/>
+          </w:tcPr>
+          <w:p>
+            <w:pPr>
+              <w:jc w:val="center"/>
+            </w:pPr>
+            <w:r>
+              <w:rPr>
+                <w:b/>
+                <w:color w:val="FFFFFF"/>
+                <w:sz w:val="21"/>
+              </w:rPr>
+              <w:t>場所</w:t>
+            </w:r>
+          </w:p>
+        </w:tc>
+      </w:tr>
+      <w:tr>
+        <w:tc>
+          <w:tcPr>
+            <w:tcW w:type="dxa" w:w="4536"/>
+          </w:tcPr>
+          <w:p>
+            <w:pPr>
+              <w:ind w:left="113"/>
+            </w:pPr>
+            <w:r>
+              <w:rPr>
+                <w:sz w:val="21"/>
+              </w:rPr>
+              <w:t>メンバー一覧</w:t>
+            </w:r>
+          </w:p>
+        </w:tc>
+        <w:tc>
+          <w:tcPr>
+            <w:tcW w:type="dxa" w:w="4536"/>
+          </w:tcPr>
+          <w:p>
+            <w:pPr>
+              <w:ind w:left="113"/>
+            </w:pPr>
+            <w:r>
+              <w:rPr>
+                <w:sz w:val="21"/>
+              </w:rPr>
+              <w:t>画面下の「メンバー」（パソコンは「メンバー一覧」）。閲覧のみです</w:t>
+            </w:r>
+          </w:p>
+        </w:tc>
+      </w:tr>
+      <w:tr>
+        <w:tc>
+          <w:tcPr>
+            <w:tcW w:type="dxa" w:w="4536"/>
+          </w:tcPr>
+          <w:p>
+            <w:pPr>
+              <w:ind w:left="113"/>
+            </w:pPr>
+            <w:r>
+              <w:rPr>
+                <w:sz w:val="21"/>
+              </w:rPr>
+              <w:t>出欠ガイド</w:t>
+            </w:r>
+          </w:p>
+        </w:tc>
+        <w:tc>
+          <w:tcPr>
+            <w:tcW w:type="dxa" w:w="4536"/>
+          </w:tcPr>
+          <w:p>
+            <w:pPr>
+              <w:ind w:left="113"/>
+            </w:pPr>
+            <w:r>
+              <w:rPr>
+                <w:sz w:val="21"/>
+              </w:rPr>
+              <w:t>スマホは「その他」→「出欠ガイド」、パソコンは上のメニュー</w:t>
+            </w:r>
+          </w:p>
+        </w:tc>
+      </w:tr>
+      <w:tr>
+        <w:tc>
+          <w:tcPr>
+            <w:tcW w:type="dxa" w:w="4536"/>
+          </w:tcPr>
+          <w:p>
+            <w:pPr>
+              <w:ind w:left="113"/>
+            </w:pPr>
+            <w:r>
+              <w:rPr>
+                <w:sz w:val="21"/>
+              </w:rPr>
+              <w:t>ダークモード</w:t>
+            </w:r>
+          </w:p>
+        </w:tc>
+        <w:tc>
+          <w:tcPr>
+            <w:tcW w:type="dxa" w:w="4536"/>
+          </w:tcPr>
+          <w:p>
+            <w:pPr>
+              <w:ind w:left="113"/>
+            </w:pPr>
+            <w:r>
+              <w:rPr>
+                <w:sz w:val="21"/>
+              </w:rPr>
+              <w:t>スマホは「その他」→「ダークモード」、パソコンは歯車アイコン→「ダークモード」</w:t>
+            </w:r>
+          </w:p>
+        </w:tc>
+      </w:tr>
+      <w:tr>
+        <w:tc>
+          <w:tcPr>
+            <w:tcW w:type="dxa" w:w="4536"/>
+          </w:tcPr>
+          <w:p>
+            <w:pPr>
+              <w:ind w:left="113"/>
+            </w:pPr>
+            <w:r>
+              <w:rPr>
+                <w:sz w:val="21"/>
+              </w:rPr>
+              <w:t>ログアウト</w:t>
+            </w:r>
+          </w:p>
+        </w:tc>
+        <w:tc>
+          <w:tcPr>
+            <w:tcW w:type="dxa" w:w="4536"/>
+          </w:tcPr>
+          <w:p>
+            <w:pPr>
+              <w:ind w:left="113"/>
+            </w:pPr>
+            <w:r>
+              <w:rPr>
+                <w:sz w:val="21"/>
+              </w:rPr>
+              <w:t>スマホは「その他」→「ログアウト」、パソコンは歯車アイコン→「ログアウト」</w:t>
+            </w:r>
+          </w:p>
+        </w:tc>
+      </w:tr>
+    </w:tbl>
+    <w:p/>
+    <w:p>
+      <w:pPr>
+        <w:pStyle w:val="Heading1"/>
+      </w:pPr>
+      <w:r>
+        <w:rPr>
+          <w:color w:val="1565C0"/>
+        </w:rPr>
+        <w:t>11. よくある質問（FAQ）</w:t>
       </w:r>
     </w:p>
     <w:p>
@@ -2518,7 +3213,7 @@
           <w:color w:val="1565C0"/>
           <w:sz w:val="22"/>
         </w:rPr>
-        <w:t>Q. 出欠の登録を間違えた！</w:t>
+        <w:t>Q. 出欠の内容を間違えた！</w:t>
       </w:r>
     </w:p>
     <w:p>
@@ -2530,7 +3225,7 @@
         <w:rPr>
           <w:sz w:val="21"/>
         </w:rPr>
-        <w:t>練習開始前であれば変更できます。出欠連絡画面から同じ日付のカードを選び直してください。練習開始後の修正はマネージャーまたは管理者にお知らせください。</w:t>
+        <w:t>締切までなら「変更」から自由に直せます。締切後は遅刻・欠席への変更だけできます。それ以外の修正はマネージャーか管理者に相談してください。</w:t>
       </w:r>
     </w:p>
     <w:p>
@@ -2540,7 +3235,7 @@
           <w:color w:val="1565C0"/>
           <w:sz w:val="22"/>
         </w:rPr>
-        <w:t>Q. 「承認待ち」のまま進めない...</w:t>
+        <w:t>Q. 締切を過ぎて登録できない</w:t>
       </w:r>
     </w:p>
     <w:p>
@@ -2552,7 +3247,7 @@
         <w:rPr>
           <w:sz w:val="21"/>
         </w:rPr>
-        <w:t>アカウント登録後、管理者の承認が必要です。少し時間をおいて再ログインしてみてください。解決しない場合は管理者に連絡してください。</w:t>
+        <w:t>締切後の新規登録はできません。締切までに提出しましょう。どうしても必要な場合はマネージャーか管理者に相談してください。</w:t>
       </w:r>
     </w:p>
     <w:p>
@@ -2562,7 +3257,7 @@
           <w:color w:val="1565C0"/>
           <w:sz w:val="22"/>
         </w:rPr>
-        <w:t>Q. ランキングが更新されない</w:t>
+        <w:t>Q. 「承認待ち」のまま進めない</w:t>
       </w:r>
     </w:p>
     <w:p>
@@ -2574,7 +3269,29 @@
         <w:rPr>
           <w:sz w:val="21"/>
         </w:rPr>
-        <w:t>ランキングはマネージャーが「実績確定」を行った後に更新されます。練習後しばらく待ってみてください。</w:t>
+        <w:t>管理者の承認が必要です。承認されたら「ログイン画面へ」をタップしてください。しばらく経っても進めない場合は管理者に連絡してください。</w:t>
+      </w:r>
+    </w:p>
+    <w:p>
+      <w:r>
+        <w:rPr>
+          <w:b/>
+          <w:color w:val="1565C0"/>
+          <w:sz w:val="22"/>
+        </w:rPr>
+        <w:t>Q. ランキングに自分が出てこない</w:t>
+      </w:r>
+    </w:p>
+    <w:p>
+      <w:pPr>
+        <w:spacing w:after="160"/>
+        <w:ind w:left="283"/>
+      </w:pPr>
+      <w:r>
+        <w:rPr>
+          <w:sz w:val="21"/>
+        </w:rPr>
+        <w:t>全体タブでは対象の練習が6回未満の人は表示されません。学年タブで確認してください。また、実績が確定するまで反映されません。</w:t>
       </w:r>
     </w:p>
     <w:p>
@@ -2596,29 +3313,7 @@
         <w:rPr>
           <w:sz w:val="21"/>
         </w:rPr>
-        <w:t>LINEアプリが最新バージョンか確認してください。解決しない場合は管理者に連絡してください。</w:t>
-      </w:r>
-    </w:p>
-    <w:p>
-      <w:r>
-        <w:rPr>
-          <w:b/>
-          <w:color w:val="1565C0"/>
-          <w:sz w:val="22"/>
-        </w:rPr>
-        <w:t>Q. ダークモードにしたい</w:t>
-      </w:r>
-    </w:p>
-    <w:p>
-      <w:pPr>
-        <w:spacing w:after="160"/>
-        <w:ind w:left="283"/>
-      </w:pPr>
-      <w:r>
-        <w:rPr>
-          <w:sz w:val="21"/>
-        </w:rPr>
-        <w:t>ナビゲーションの「その他」→「ダークモード」から切り替えられます。</w:t>
+        <w:t>LINEアプリが最新か確認してください。解決しない場合は管理者に連絡してください。</w:t>
       </w:r>
     </w:p>
     <w:sectPr>

--- a/docs/部員向けマニュアル.docx
+++ b/docs/部員向けマニュアル.docx
@@ -1042,6 +1042,25 @@
           <w:sz w:val="21"/>
         </w:rPr>
         <w:t>📱 スマホでは画面下のタブ（ホーム／カレンダー／メンバー／その他）、パソコンでは画面上のメニューで移動します。</w:t>
+      </w:r>
+    </w:p>
+    <w:p>
+      <w:pPr>
+        <w:spacing w:before="120" w:after="120"/>
+        <w:ind w:left="283" w:right="283"/>
+        <w:jc w:val="left"/>
+        <w:pBdr>
+          <w:top w:val="single" w:sz="12" w:space="4" w:color="5A55A3"/>
+          <w:left w:val="single" w:sz="12" w:space="4" w:color="5A55A3"/>
+          <w:bottom w:val="single" w:sz="12" w:space="4" w:color="5A55A3"/>
+          <w:right w:val="single" w:sz="12" w:space="4" w:color="5A55A3"/>
+        </w:pBdr>
+      </w:pPr>
+      <w:r>
+        <w:rPr>
+          <w:sz w:val="21"/>
+        </w:rPr>
+        <w:t>📹 動画：ホーム画面の見かた（member-home.mp4）でも操作の流れを確認できます。</w:t>
       </w:r>
     </w:p>
     <w:p>

--- a/docs/部員向けマニュアル.docx
+++ b/docs/部員向けマニュアル.docx
@@ -2035,7 +2035,7 @@
         <w:rPr>
           <w:sz w:val="21"/>
         </w:rPr>
-        <w:t>🤒 急な体調不良でも、当日中に必ず「欠席」に変更して連絡しましょう。体調不良を理由にした欠席のあとは、ホームに「休養推奨モード」が表示されることがあります。無理せず休みましょう。</w:t>
+        <w:t>🤒 急な体調不良でも、当日中に必ず「欠席」に変更して連絡しましょう。無理せず休みましょう。</w:t>
       </w:r>
     </w:p>
     <w:p>

--- a/docs/部員向けマニュアル.docx
+++ b/docs/部員向けマニュアル.docx
@@ -1196,7 +1196,7 @@
               <w:rPr>
                 <w:sz w:val="21"/>
               </w:rPr>
-              <w:t>締切後 〜 練習当日 23:59</w:t>
+              <w:t>締切後 〜 練習開始</w:t>
             </w:r>
           </w:p>
         </w:tc>
@@ -1212,7 +1212,41 @@
               <w:rPr>
                 <w:sz w:val="21"/>
               </w:rPr>
-              <w:t>登録済みの人だけ、出席→遅刻・欠席、遅刻→欠席への変更ができます（欠席から出席・遅刻には戻せません）</w:t>
+              <w:t>登録済みの人だけ、出席・遅刻→欠席への変更ができます（欠席から出席・遅刻には戻せません）</w:t>
+            </w:r>
+          </w:p>
+        </w:tc>
+      </w:tr>
+      <w:tr>
+        <w:tc>
+          <w:tcPr>
+            <w:tcW w:type="dxa" w:w="4536"/>
+          </w:tcPr>
+          <w:p>
+            <w:pPr>
+              <w:ind w:left="113"/>
+            </w:pPr>
+            <w:r>
+              <w:rPr>
+                <w:sz w:val="21"/>
+              </w:rPr>
+              <w:t>締切後 〜 練習終了の1時間前</w:t>
+            </w:r>
+          </w:p>
+        </w:tc>
+        <w:tc>
+          <w:tcPr>
+            <w:tcW w:type="dxa" w:w="4536"/>
+          </w:tcPr>
+          <w:p>
+            <w:pPr>
+              <w:ind w:left="113"/>
+            </w:pPr>
+            <w:r>
+              <w:rPr>
+                <w:sz w:val="21"/>
+              </w:rPr>
+              <w:t>登録済みの人だけ、出席→遅刻への変更（参加予定時刻の変更も）ができます（20時終了なら 19:00 まで）</w:t>
             </w:r>
           </w:p>
         </w:tc>
@@ -1894,7 +1928,7 @@
               <w:rPr>
                 <w:sz w:val="21"/>
               </w:rPr>
-              <w:t>締切後 〜 練習当日</w:t>
+              <w:t>締切後 〜 練習開始</w:t>
             </w:r>
           </w:p>
         </w:tc>
@@ -1910,7 +1944,7 @@
               <w:rPr>
                 <w:sz w:val="21"/>
               </w:rPr>
-              <w:t>出席→遅刻・欠席、遅刻→欠席だけ変更できます（「締切後のため、欠席・遅刻の連絡のみ可能です。」と表示）</w:t>
+              <w:t>出席・遅刻→欠席に変更できます</w:t>
             </w:r>
           </w:p>
         </w:tc>
@@ -1928,7 +1962,41 @@
               <w:rPr>
                 <w:sz w:val="21"/>
               </w:rPr>
-              <w:t>練習当日に欠席する</w:t>
+              <w:t>締切後 〜 練習終了の1時間前</w:t>
+            </w:r>
+          </w:p>
+        </w:tc>
+        <w:tc>
+          <w:tcPr>
+            <w:tcW w:type="dxa" w:w="4536"/>
+          </w:tcPr>
+          <w:p>
+            <w:pPr>
+              <w:ind w:left="113"/>
+            </w:pPr>
+            <w:r>
+              <w:rPr>
+                <w:sz w:val="21"/>
+              </w:rPr>
+              <w:t>出席→遅刻に変更できます（参加予定時刻の変更も）</w:t>
+            </w:r>
+          </w:p>
+        </w:tc>
+      </w:tr>
+      <w:tr>
+        <w:tc>
+          <w:tcPr>
+            <w:tcW w:type="dxa" w:w="4536"/>
+          </w:tcPr>
+          <w:p>
+            <w:pPr>
+              <w:ind w:left="113"/>
+            </w:pPr>
+            <w:r>
+              <w:rPr>
+                <w:sz w:val="21"/>
+              </w:rPr>
+              <w:t>練習当日・開始前に欠席する</w:t>
             </w:r>
           </w:p>
         </w:tc>
@@ -1996,6 +2064,74 @@
               <w:rPr>
                 <w:sz w:val="21"/>
               </w:rPr>
+              <w:t>練習開始後に欠席する</w:t>
+            </w:r>
+          </w:p>
+        </w:tc>
+        <w:tc>
+          <w:tcPr>
+            <w:tcW w:type="dxa" w:w="4536"/>
+          </w:tcPr>
+          <w:p>
+            <w:pPr>
+              <w:ind w:left="113"/>
+            </w:pPr>
+            <w:r>
+              <w:rPr>
+                <w:sz w:val="21"/>
+              </w:rPr>
+              <w:t>できません。「欠席」を選ぶと「練習開始を過ぎたため、欠席の連絡はできません」と表示され、送信できません</w:t>
+            </w:r>
+          </w:p>
+        </w:tc>
+      </w:tr>
+      <w:tr>
+        <w:tc>
+          <w:tcPr>
+            <w:tcW w:type="dxa" w:w="4536"/>
+          </w:tcPr>
+          <w:p>
+            <w:pPr>
+              <w:ind w:left="113"/>
+            </w:pPr>
+            <w:r>
+              <w:rPr>
+                <w:sz w:val="21"/>
+              </w:rPr>
+              <w:t>練習終了の1時間前を過ぎて遅刻する</w:t>
+            </w:r>
+          </w:p>
+        </w:tc>
+        <w:tc>
+          <w:tcPr>
+            <w:tcW w:type="dxa" w:w="4536"/>
+          </w:tcPr>
+          <w:p>
+            <w:pPr>
+              <w:ind w:left="113"/>
+            </w:pPr>
+            <w:r>
+              <w:rPr>
+                <w:sz w:val="21"/>
+              </w:rPr>
+              <w:t>できません。「遅刻」を選ぶと「練習終了の1時間前を過ぎたため、遅刻の連絡はできません」と表示され、送信できません</w:t>
+            </w:r>
+          </w:p>
+        </w:tc>
+      </w:tr>
+      <w:tr>
+        <w:tc>
+          <w:tcPr>
+            <w:tcW w:type="dxa" w:w="4536"/>
+          </w:tcPr>
+          <w:p>
+            <w:pPr>
+              <w:ind w:left="113"/>
+            </w:pPr>
+            <w:r>
+              <w:rPr>
+                <w:sz w:val="21"/>
+              </w:rPr>
               <w:t>練習日が過ぎた後</w:t>
             </w:r>
           </w:p>
@@ -2025,6 +2161,25 @@
         <w:ind w:left="283" w:right="283"/>
         <w:jc w:val="left"/>
         <w:pBdr>
+          <w:top w:val="single" w:sz="12" w:space="4" w:color="D32F2F"/>
+          <w:left w:val="single" w:sz="12" w:space="4" w:color="D32F2F"/>
+          <w:bottom w:val="single" w:sz="12" w:space="4" w:color="D32F2F"/>
+          <w:right w:val="single" w:sz="12" w:space="4" w:color="D32F2F"/>
+        </w:pBdr>
+      </w:pPr>
+      <w:r>
+        <w:rPr>
+          <w:sz w:val="21"/>
+        </w:rPr>
+        <w:t>⚠️ 締切を過ぎて来なかった場合は「無断キャンセル」として記録されます。来られなくなったら、練習開始前に必ず「欠席」に変更しましょう。</w:t>
+      </w:r>
+    </w:p>
+    <w:p>
+      <w:pPr>
+        <w:spacing w:before="120" w:after="120"/>
+        <w:ind w:left="283" w:right="283"/>
+        <w:jc w:val="left"/>
+        <w:pBdr>
           <w:top w:val="single" w:sz="12" w:space="4" w:color="388E3C"/>
           <w:left w:val="single" w:sz="12" w:space="4" w:color="388E3C"/>
           <w:bottom w:val="single" w:sz="12" w:space="4" w:color="388E3C"/>
@@ -2035,7 +2190,7 @@
         <w:rPr>
           <w:sz w:val="21"/>
         </w:rPr>
-        <w:t>🤒 急な体調不良でも、当日中に必ず「欠席」に変更して連絡しましょう。無理せず休みましょう。</w:t>
+        <w:t>🤒 急な体調不良でも、練習開始前に必ず「欠席」に変更して連絡しましょう。無理せず休みましょう。</w:t>
       </w:r>
     </w:p>
     <w:p>
@@ -2322,7 +2477,7 @@
               <w:rPr>
                 <w:sz w:val="21"/>
               </w:rPr>
-              <w:t>練習当日に欠席を連絡したとき自動でこの扱いになる。LINEグループに通知される</w:t>
+              <w:t>練習当日の開始前に欠席を連絡したとき自動でこの扱いになる。LINEグループに通知される</w:t>
             </w:r>
           </w:p>
         </w:tc>
@@ -3244,7 +3399,7 @@
         <w:rPr>
           <w:sz w:val="21"/>
         </w:rPr>
-        <w:t>締切までなら「変更」から自由に直せます。締切後は遅刻・欠席への変更だけできます。それ以外の修正はマネージャーか管理者に相談してください。</w:t>
+        <w:t>締切までなら「変更」から自由に直せます。締切後は、欠席への変更は練習開始まで、遅刻への変更は練習終了の1時間前までできます。それ以外の修正はマネージャーか管理者に相談してください。</w:t>
       </w:r>
     </w:p>
     <w:p>

--- a/docs/部員向けマニュアル.docx
+++ b/docs/部員向けマニュアル.docx
@@ -900,6 +900,40 @@
               <w:rPr>
                 <w:sz w:val="21"/>
               </w:rPr>
+              <w:t>あなたのカード</w:t>
+            </w:r>
+          </w:p>
+        </w:tc>
+        <w:tc>
+          <w:tcPr>
+            <w:tcW w:type="dxa" w:w="4536"/>
+          </w:tcPr>
+          <w:p>
+            <w:pPr>
+              <w:ind w:left="113"/>
+            </w:pPr>
+            <w:r>
+              <w:rPr>
+                <w:sz w:val="21"/>
+              </w:rPr>
+              <w:t>イエロー・レッドカードを持っているときだけ表示。今月のイエローと、レッドの枚数が出ます</w:t>
+            </w:r>
+          </w:p>
+        </w:tc>
+      </w:tr>
+      <w:tr>
+        <w:tc>
+          <w:tcPr>
+            <w:tcW w:type="dxa" w:w="4536"/>
+          </w:tcPr>
+          <w:p>
+            <w:pPr>
+              <w:ind w:left="113"/>
+            </w:pPr>
+            <w:r>
+              <w:rPr>
+                <w:sz w:val="21"/>
+              </w:rPr>
               <w:t>今日の練習</w:t>
             </w:r>
           </w:p>
@@ -1330,6 +1364,258 @@
           <w:sz w:val="21"/>
         </w:rPr>
         <w:t>くわしいルールと次の締切は、アプリの「出欠ガイド」（スマホは「その他」→「出欠ガイド」）でいつでも確認できます。</w:t>
+      </w:r>
+    </w:p>
+    <w:p/>
+    <w:p>
+      <w:pPr>
+        <w:pStyle w:val="Heading2"/>
+      </w:pPr>
+      <w:r>
+        <w:t>イエロー・レッドカード</w:t>
+      </w:r>
+    </w:p>
+    <w:tbl>
+      <w:tblPr>
+        <w:tblStyle w:val="TableGrid"/>
+        <w:tblW w:type="auto" w:w="0"/>
+        <w:tblLook w:firstColumn="1" w:firstRow="1" w:lastColumn="0" w:lastRow="0" w:noHBand="0" w:noVBand="1" w:val="04A0"/>
+      </w:tblPr>
+      <w:tblGrid>
+        <w:gridCol w:w="4536"/>
+        <w:gridCol w:w="4536"/>
+      </w:tblGrid>
+      <w:tr>
+        <w:tc>
+          <w:tcPr>
+            <w:tcW w:type="dxa" w:w="4536"/>
+            <w:shd w:val="clear" w:color="auto" w:fill="1565C0"/>
+          </w:tcPr>
+          <w:p>
+            <w:pPr>
+              <w:jc w:val="center"/>
+            </w:pPr>
+            <w:r>
+              <w:rPr>
+                <w:b/>
+                <w:color w:val="FFFFFF"/>
+                <w:sz w:val="21"/>
+              </w:rPr>
+              <w:t>こんなとき</w:t>
+            </w:r>
+          </w:p>
+        </w:tc>
+        <w:tc>
+          <w:tcPr>
+            <w:tcW w:type="dxa" w:w="4536"/>
+            <w:shd w:val="clear" w:color="auto" w:fill="1565C0"/>
+          </w:tcPr>
+          <w:p>
+            <w:pPr>
+              <w:jc w:val="center"/>
+            </w:pPr>
+            <w:r>
+              <w:rPr>
+                <w:b/>
+                <w:color w:val="FFFFFF"/>
+                <w:sz w:val="21"/>
+              </w:rPr>
+              <w:t>カード</w:t>
+            </w:r>
+          </w:p>
+        </w:tc>
+      </w:tr>
+      <w:tr>
+        <w:tc>
+          <w:tcPr>
+            <w:tcW w:type="dxa" w:w="4536"/>
+          </w:tcPr>
+          <w:p>
+            <w:pPr>
+              <w:ind w:left="113"/>
+            </w:pPr>
+            <w:r>
+              <w:rPr>
+                <w:sz w:val="21"/>
+              </w:rPr>
+              <w:t>出欠を提出しないまま休んだ（無連絡欠席）</w:t>
+            </w:r>
+          </w:p>
+        </w:tc>
+        <w:tc>
+          <w:tcPr>
+            <w:tcW w:type="dxa" w:w="4536"/>
+          </w:tcPr>
+          <w:p>
+            <w:pPr>
+              <w:ind w:left="113"/>
+            </w:pPr>
+            <w:r>
+              <w:rPr>
+                <w:sz w:val="21"/>
+              </w:rPr>
+              <w:t>イエロー1枚（自動）</w:t>
+            </w:r>
+          </w:p>
+        </w:tc>
+      </w:tr>
+      <w:tr>
+        <w:tc>
+          <w:tcPr>
+            <w:tcW w:type="dxa" w:w="4536"/>
+          </w:tcPr>
+          <w:p>
+            <w:pPr>
+              <w:ind w:left="113"/>
+            </w:pPr>
+            <w:r>
+              <w:rPr>
+                <w:sz w:val="21"/>
+              </w:rPr>
+              <w:t>出席・遅刻で登録したのに、連絡なく来なかった（無断キャンセル）</w:t>
+            </w:r>
+          </w:p>
+        </w:tc>
+        <w:tc>
+          <w:tcPr>
+            <w:tcW w:type="dxa" w:w="4536"/>
+          </w:tcPr>
+          <w:p>
+            <w:pPr>
+              <w:ind w:left="113"/>
+            </w:pPr>
+            <w:r>
+              <w:rPr>
+                <w:sz w:val="21"/>
+              </w:rPr>
+              <w:t>イエロー1枚（自動）</w:t>
+            </w:r>
+          </w:p>
+        </w:tc>
+      </w:tr>
+      <w:tr>
+        <w:tc>
+          <w:tcPr>
+            <w:tcW w:type="dxa" w:w="4536"/>
+          </w:tcPr>
+          <w:p>
+            <w:pPr>
+              <w:ind w:left="113"/>
+            </w:pPr>
+            <w:r>
+              <w:rPr>
+                <w:sz w:val="21"/>
+              </w:rPr>
+              <w:t>部会の欠席など、幹部が判断したもの</w:t>
+            </w:r>
+          </w:p>
+        </w:tc>
+        <w:tc>
+          <w:tcPr>
+            <w:tcW w:type="dxa" w:w="4536"/>
+          </w:tcPr>
+          <w:p>
+            <w:pPr>
+              <w:ind w:left="113"/>
+            </w:pPr>
+            <w:r>
+              <w:rPr>
+                <w:sz w:val="21"/>
+              </w:rPr>
+              <w:t>イエロー1枚（マネージャー・管理者が理由を書いて付ける）</w:t>
+            </w:r>
+          </w:p>
+        </w:tc>
+      </w:tr>
+      <w:tr>
+        <w:tc>
+          <w:tcPr>
+            <w:tcW w:type="dxa" w:w="4536"/>
+          </w:tcPr>
+          <w:p>
+            <w:pPr>
+              <w:ind w:left="113"/>
+            </w:pPr>
+            <w:r>
+              <w:rPr>
+                <w:sz w:val="21"/>
+              </w:rPr>
+              <w:t>提出して欠席を連絡した</w:t>
+            </w:r>
+          </w:p>
+        </w:tc>
+        <w:tc>
+          <w:tcPr>
+            <w:tcW w:type="dxa" w:w="4536"/>
+          </w:tcPr>
+          <w:p>
+            <w:pPr>
+              <w:ind w:left="113"/>
+            </w:pPr>
+            <w:r>
+              <w:rPr>
+                <w:sz w:val="21"/>
+              </w:rPr>
+              <w:t>イエローにはならない</w:t>
+            </w:r>
+          </w:p>
+        </w:tc>
+      </w:tr>
+    </w:tbl>
+    <w:p/>
+    <w:p>
+      <w:pPr>
+        <w:pStyle w:val="ListBullet"/>
+        <w:ind w:left="283"/>
+      </w:pPr>
+      <w:r>
+        <w:rPr>
+          <w:sz w:val="21"/>
+        </w:rPr>
+        <w:t>イエローは月が変わると消えます</w:t>
+      </w:r>
+    </w:p>
+    <w:p>
+      <w:pPr>
+        <w:pStyle w:val="ListBullet"/>
+        <w:ind w:left="283"/>
+      </w:pPr>
+      <w:r>
+        <w:rPr>
+          <w:sz w:val="21"/>
+        </w:rPr>
+        <w:t>イエローがたまるとレッドカードになります。レッドカードは退部の対象で、理由を聞くために幹部と面談します</w:t>
+      </w:r>
+    </w:p>
+    <w:p>
+      <w:pPr>
+        <w:pStyle w:val="ListBullet"/>
+        <w:ind w:left="283"/>
+      </w:pPr>
+      <w:r>
+        <w:rPr>
+          <w:sz w:val="21"/>
+        </w:rPr>
+        <w:t>今持っている枚数はホーム画面の「あなたのカード」で確認できます</w:t>
+      </w:r>
+    </w:p>
+    <w:p>
+      <w:pPr>
+        <w:spacing w:before="120" w:after="120"/>
+        <w:ind w:left="283" w:right="283"/>
+        <w:jc w:val="left"/>
+        <w:pBdr>
+          <w:top w:val="single" w:sz="12" w:space="4" w:color="388E3C"/>
+          <w:left w:val="single" w:sz="12" w:space="4" w:color="388E3C"/>
+          <w:bottom w:val="single" w:sz="12" w:space="4" w:color="388E3C"/>
+          <w:right w:val="single" w:sz="12" w:space="4" w:color="388E3C"/>
+        </w:pBdr>
+      </w:pPr>
+      <w:r>
+        <w:rPr>
+          <w:sz w:val="21"/>
+        </w:rPr>
+        <w:t>✅ 提出して欠席を連絡すれば、イエローにはなりません。まずは締切までに必ず提出しましょう。</w:t>
       </w:r>
     </w:p>
     <w:p>

--- a/docs/部員向けマニュアル.docx
+++ b/docs/部員向けマニュアル.docx
@@ -1557,6 +1557,40 @@
                 <w:sz w:val="21"/>
               </w:rPr>
               <w:t>イエローにはならない</w:t>
+            </w:r>
+          </w:p>
+        </w:tc>
+      </w:tr>
+      <w:tr>
+        <w:tc>
+          <w:tcPr>
+            <w:tcW w:type="dxa" w:w="4536"/>
+          </w:tcPr>
+          <w:p>
+            <w:pPr>
+              <w:ind w:left="113"/>
+            </w:pPr>
+            <w:r>
+              <w:rPr>
+                <w:sz w:val="21"/>
+              </w:rPr>
+              <w:t>欠席を連絡していても、通常の練習を長く休み続けた</w:t>
+            </w:r>
+          </w:p>
+        </w:tc>
+        <w:tc>
+          <w:tcPr>
+            <w:tcW w:type="dxa" w:w="4536"/>
+          </w:tcPr>
+          <w:p>
+            <w:pPr>
+              <w:ind w:left="113"/>
+            </w:pPr>
+            <w:r>
+              <w:rPr>
+                <w:sz w:val="21"/>
+              </w:rPr>
+              <w:t>レッド1枚（自動）</w:t>
             </w:r>
           </w:p>
         </w:tc>

--- a/docs/部員向けマニュアル.docx
+++ b/docs/部員向けマニュアル.docx
@@ -1904,7 +1904,7 @@
               <w:rPr>
                 <w:sz w:val="21"/>
               </w:rPr>
-              <w:t>遅刻は「何時から参加予定？」で参加する時刻を選びます。欠席は理由（別練習・大会／授業／体調不良／私用／その他）を選びます。「その他」は理由の入力が必須です。補足は200文字まで書けます。</w:t>
+              <w:t>遅刻・欠席は理由（別練習・大会／授業／体調不良／私用／その他）を選び、内容を書きます（必須・200文字まで）。授業なら授業名を書きます。遅刻は「何時から参加予定？」で参加する時刻も選びます。書いた内容は、本人とマネージャー・管理者・顧問だけが見られます。</w:t>
             </w:r>
           </w:p>
         </w:tc>

--- a/docs/部員向けマニュアル.docx
+++ b/docs/部員向けマニュアル.docx
@@ -1904,7 +1904,7 @@
               <w:rPr>
                 <w:sz w:val="21"/>
               </w:rPr>
-              <w:t>遅刻・欠席は理由（別練習・大会／授業／体調不良／私用／その他）を選び、内容を書きます（必須・200文字まで）。授業なら授業名を書きます。遅刻は「何時から参加予定？」で参加する時刻も選びます。書いた内容は、本人とマネージャー・管理者・顧問だけが見られます。</w:t>
+              <w:t>遅刻・欠席は理由（別練習・大会／授業／体調不良／私用／その他）を選び、内容を書きます（必須・200文字まで）。授業なら授業名を書きます。遅刻は「何時から参加予定？」で参加する時刻も選びます（練習開始の30分後から、練習終了の1時間前まで。理由が授業なら30分前まで。20時終了なら 19:00、授業なら 19:30）。書いた内容は、本人とマネージャー・管理者・顧問だけが見られます。</w:t>
             </w:r>
           </w:p>
         </w:tc>
@@ -2697,7 +2697,7 @@
               <w:rPr>
                 <w:sz w:val="21"/>
               </w:rPr>
-              <w:t>遅れて参加する（参加予定時刻を30分刻みで選ぶ）</w:t>
+              <w:t>遅れて参加する（参加予定時刻を30分刻みで選ぶ。練習終了の1時間前まで、理由が授業なら30分前まで）</w:t>
             </w:r>
           </w:p>
         </w:tc>

--- a/docs/部員向けマニュアル.docx
+++ b/docs/部員向けマニュアル.docx
@@ -1904,7 +1904,7 @@
               <w:rPr>
                 <w:sz w:val="21"/>
               </w:rPr>
-              <w:t>遅刻・欠席は理由（別練習・大会／授業／体調不良／私用／その他）を選び、内容を書きます（必須・200文字まで）。授業なら授業名を書きます。遅刻は「何時から参加予定？」で参加する時刻も選びます（練習開始の30分後から、練習終了の1時間前まで。理由が授業なら30分前まで。20時終了なら 19:00、授業なら 19:30）。書いた内容は、本人とマネージャー・管理者・顧問だけが見られます。</w:t>
+              <w:t>遅刻・欠席は理由（別練習・大会／授業／体調不良／私用／その他）を選び、内容を書きます（必須・200文字まで）。授業なら授業名を書きます（前に書いた授業名が候補に出るので、押せば入ります）。遅刻は「何時から参加予定？」で参加する時刻も選びます（練習開始の30分後から、練習終了の1時間前まで。理由が授業なら30分前まで。20時終了なら 19:00、授業なら 19:30）。書いた内容は、本人とマネージャー・管理者・顧問だけが見られます。</w:t>
             </w:r>
           </w:p>
         </w:tc>
